--- a/docs/patent/특허출원용_명세서_청구범위_요약서_도면.docx
+++ b/docs/patent/특허출원용_명세서_청구범위_요약서_도면.docx
@@ -46,7 +46,7 @@
           <w:color w:val="1F2933"/>
           <w:sz w:val="21"/>
         </w:rPr>
-        <w:t>의약품 마스터 변경의 종속 데이터 자동 전파 및 역할 기반 동기화를 수행하는 병원 약제 업무 통합 시스템 및 방법</w:t>
+        <w:t>의약품 마스터·실 배정·업무영역별 라벨 및 점검 증빙의 자동 전파와 역할 기반 동기화를 수행하는 병원 약제 업무 통합 시스템 및 방법</w:t>
       </w:r>
     </w:p>
     <w:p>
@@ -61,7 +61,7 @@
           <w:color w:val="1F2933"/>
           <w:sz w:val="21"/>
         </w:rPr>
-        <w:t>{HOSPITAL PHARMACEUTICAL WORK INTEGRATION SYSTEM AND METHOD FOR AUTOMATIC PROPAGATION OF DRUG MASTER CHANGES AND ROLE-BASED SYNCHRONIZATION}</w:t>
+        <w:t>{HOSPITAL PHARMACEUTICAL WORK INTEGRATION SYSTEM AND METHOD FOR AUTOMATIC PROPAGATION OF DRUG MASTER DATA, ROOM ASSIGNMENTS, DOMAIN-SPECIFIC LABELS AND INSPECTION EVIDENCE WITH ROLE-BASED SYNCHRONIZATION}</w:t>
       </w:r>
     </w:p>
     <w:p>
@@ -92,7 +92,7 @@
           <w:color w:val="1F2933"/>
           <w:sz w:val="21"/>
         </w:rPr>
-        <w:t>본 발명은 병원 의약품 정보처리 기술에 관한 것이다. 보다 구체적으로는, 의약품 마스터 화면에서 이루어진 신규 의약품 등록, 의약품 속성 변경, 의약품 분류 변경 또는 의약품 식별코드 변경을 검출하고, 상기 변경의 영향을 받는 병동 비품목록, 마약류 롯트(LOT) 관리목록, 응급카트 목록, 전체 의약품 목록, 라벨 마스터 및 라벨 출력정보를 산정하여 자동 생성·삽입·수정하며, 역할별 접근권한에 따라 개인용 컴퓨터와 모바일 단말 사이의 변경상태를 공동 서버로 동기화하는 컴퓨터 구현 시스템 및 방법에 관한 것이다.</w:t>
+        <w:t>본 발명은 병원 의약품 정보처리 기술에 관한 것이다. 보다 구체적으로는, 약제팀 보유약품목록 스프레드시트를 운영 원천으로 사용하여 의약품 마스터의 신규·속성·분류·식별코드 변경과 비품약 또는 마약류의 실 배정을 검출하고, 전체 의약품목록, 실별 목록, 마약류 롯트(LOT), 병동용·약제팀용 라벨, 대상별 점검 체크리스트 및 점검 증빙자료를 자동 생성·삽입·수정하며, 역할별 개인용 컴퓨터와 모바일 단말의 상태를 공동 서버로 동기화하는 컴퓨터 구현 시스템 및 방법에 관한 것이다.</w:t>
       </w:r>
     </w:p>
     <w:p>
@@ -138,6 +138,51 @@
           <w:color w:val="1F2933"/>
           <w:sz w:val="21"/>
         </w:rPr>
+        <w:t>특히 비품약 또는 마약류를 새 병동이나 보관실에 배정하는 경우, 종래의 스프레드시트 중심 업무에서는 전체 의약품 파일에서 약품 등록상태를 확인하고, 병동별 비품 파일 또는 실별 열에 수량을 입력한 뒤, 라벨 파일에서 동일 의약품을 다시 찾아 실별 라벨을 추가하며, 마약류이면 별도의 롯트 관리파일에 실·약품 관리행을 생성하는 복수 단계가 필요하다. 각 파일의 저장시점과 담당자가 다르면 일부 파일만 갱신되거나 동일 정보를 반복 입력할 수 있다.</w:t>
+      </w:r>
+    </w:p>
+    <w:p>
+      <w:pPr>
+        <w:keepLines w:val="0"/>
+      </w:pPr>
+      <w:r>
+        <w:rPr>
+          <w:rFonts w:ascii="Malgun Gothic" w:hAnsi="Malgun Gothic" w:eastAsia="Malgun Gothic"/>
+          <w:b w:val="0"/>
+          <w:i w:val="0"/>
+          <w:color w:val="1F2933"/>
+          <w:sz w:val="21"/>
+        </w:rPr>
+        <w:t>약제팀 라벨 작업을 약제팀 보유약품목록 스프레드시트로 운영하더라도, 스프레드시트의 신규 행 또는 수정값과 앱의 편집결과를 별도로 관리하면 원본과 실행 데이터 사이에 불일치가 생길 수 있다. 병동 관리 라벨과 약제팀 관리 라벨은 약품명·규격·보관·주의정보를 공동으로 사용하면서도 실명·기준수량·배치표시 또는 조제용 라벨유형·규격·편집본과 같이 서로 다른 필드를 사용하므로, 공통 변경과 개별 변경을 구분하여 전파할 필요가 있다.</w:t>
+      </w:r>
+    </w:p>
+    <w:p>
+      <w:pPr>
+        <w:keepLines w:val="0"/>
+      </w:pPr>
+      <w:r>
+        <w:rPr>
+          <w:rFonts w:ascii="Malgun Gothic" w:hAnsi="Malgun Gothic" w:eastAsia="Malgun Gothic"/>
+          <w:b w:val="0"/>
+          <w:i w:val="0"/>
+          <w:color w:val="1F2933"/>
+          <w:sz w:val="21"/>
+        </w:rPr>
+        <w:t>의료기관 인증에 대비한 순회점검에서는 병동 비품약, 일반 병동 및 신생아집중치료실의 응급카트 의약품, 마약류·향정신성의약품, 일반수액 및 처치청구약별로 보유현황과 점검항목이 달라질 수 있다. 목록·라벨·점검표·결과보고서를 개별 작성하면 사람이 확인한 현장 결과와 제출 증빙 사이에 전사 누락 또는 기준 불일치가 발생할 수 있다.</w:t>
+      </w:r>
+    </w:p>
+    <w:p>
+      <w:pPr>
+        <w:keepLines w:val="0"/>
+      </w:pPr>
+      <w:r>
+        <w:rPr>
+          <w:rFonts w:ascii="Malgun Gothic" w:hAnsi="Malgun Gothic" w:eastAsia="Malgun Gothic"/>
+          <w:b w:val="0"/>
+          <w:i w:val="0"/>
+          <w:color w:val="1F2933"/>
+          <w:sz w:val="21"/>
+        </w:rPr>
         <w:t>복수의 목록을 개별 수정하면 동일 의약품의 표시정보가 화면마다 달라지거나, 구 식별코드로 연결된 병동 배치수량·롯트·점검상태·라벨 편집이력이 고립될 수 있다. 또한 단순한 일괄 덮어쓰기는 변경되지 않은 사용자의 점검정보를 소실시키거나, 분류 변경에 따른 대상목록의 편입·제외 및 복합 주의조건에 따른 라벨 재생성을 정확히 수행하지 못할 수 있다.</w:t>
       </w:r>
     </w:p>
@@ -235,6 +280,51 @@
     </w:p>
     <w:p>
       <w:pPr>
+        <w:keepLines w:val="0"/>
+      </w:pPr>
+      <w:r>
+        <w:rPr>
+          <w:rFonts w:ascii="Malgun Gothic" w:hAnsi="Malgun Gothic" w:eastAsia="Malgun Gothic"/>
+          <w:b w:val="0"/>
+          <w:i w:val="0"/>
+          <w:color w:val="1F2933"/>
+          <w:sz w:val="21"/>
+        </w:rPr>
+        <w:t>본 발명의 또 다른 목적은 비품약 또는 마약류의 실, 의약품 및 기준수량을 한 번 배정하는 것만으로 전체 의약품목록의 등록상태, 해당 실 약품목록, 해당 실 라벨 대상 및 마약류 LOT 입력대상을 하나의 배정 트랜잭션에서 생성·연결하는 데 있다.</w:t>
+      </w:r>
+    </w:p>
+    <w:p>
+      <w:pPr>
+        <w:keepLines w:val="0"/>
+      </w:pPr>
+      <w:r>
+        <w:rPr>
+          <w:rFonts w:ascii="Malgun Gothic" w:hAnsi="Malgun Gothic" w:eastAsia="Malgun Gothic"/>
+          <w:b w:val="0"/>
+          <w:i w:val="0"/>
+          <w:color w:val="1F2933"/>
+          <w:sz w:val="21"/>
+        </w:rPr>
+        <w:t>본 발명의 또 다른 목적은 약제팀 보유약품목록 스프레드시트의 행 변경을 통합 마스터에 반영하고 앱에서 승인된 변경을 동일 원본에 기록하면서, 병동과 약제팀의 전체 목록 및 라벨에 해당 변경을 하나의 버전으로 전파하는 데 있다.</w:t>
+      </w:r>
+    </w:p>
+    <w:p>
+      <w:pPr>
+        <w:keepLines w:val="0"/>
+      </w:pPr>
+      <w:r>
+        <w:rPr>
+          <w:rFonts w:ascii="Malgun Gothic" w:hAnsi="Malgun Gothic" w:eastAsia="Malgun Gothic"/>
+          <w:b w:val="0"/>
+          <w:i w:val="0"/>
+          <w:color w:val="1F2933"/>
+          <w:sz w:val="21"/>
+        </w:rPr>
+        <w:t>본 발명의 또 다른 목적은 공통 안전필드와 병동용·약제팀용 개별 라벨필드를 분리하여 공동 또는 선택적으로 갱신하고, 약품유형별 표준 라벨·객관식 체크리스트·현장 입력·예외·순회점검 증빙자료의 폐루프를 형성하는 데 있다.</w:t>
+      </w:r>
+    </w:p>
+    <w:p>
+      <w:pPr>
         <w:keepNext/>
         <w:spacing w:before="140" w:after="100"/>
       </w:pPr>
@@ -311,6 +401,51 @@
     </w:p>
     <w:p>
       <w:pPr>
+        <w:keepLines w:val="0"/>
+      </w:pPr>
+      <w:r>
+        <w:rPr>
+          <w:rFonts w:ascii="Malgun Gothic" w:hAnsi="Malgun Gothic" w:eastAsia="Malgun Gothic"/>
+          <w:b w:val="0"/>
+          <w:i w:val="0"/>
+          <w:color w:val="1F2933"/>
+          <w:sz w:val="21"/>
+        </w:rPr>
+        <w:t>실 배정 처리부는 실 식별자, 의약품 식별코드, 기준수량 및 비품약 또는 마약류 구분을 포함하는 단일 배정 명령으로 방-의약품 배치관계를 생성한다. 배정 연동부는 상기 배치관계를 공통 생성원인으로 사용하여 전체 의약품목록의 등록상태, 해당 실 약품목록 및 해당 실 라벨 대상을 생성하고, 마약류 또는 향정신성의약품이면 해당 실의 LOT 입력키와 점검대상을 추가 생성한다.</w:t>
+      </w:r>
+    </w:p>
+    <w:p>
+      <w:pPr>
+        <w:keepLines w:val="0"/>
+      </w:pPr>
+      <w:r>
+        <w:rPr>
+          <w:rFonts w:ascii="Malgun Gothic" w:hAnsi="Malgun Gothic" w:eastAsia="Malgun Gothic"/>
+          <w:b w:val="0"/>
+          <w:i w:val="0"/>
+          <w:color w:val="1F2933"/>
+          <w:sz w:val="21"/>
+        </w:rPr>
+        <w:t>원천 동기화부는 약제팀 보유약품목록 스프레드시트의 행 변경 집합을 산출하여 통합 마스터에 반영하고, 앱에서 승인된 신규 또는 수정 데이터를 상기 스프레드시트에 기록한다. 업무영역별 라벨 정책부는 약품코드·명칭·규격·보관조건·공통 주의정보를 공통 필드로 관리하고, 병동용 실명·기준수량·배치표시와 약제팀용 라벨유형·규격·편집본을 개별 필드로 관리하여 충돌 우선순위에 따라 공동 또는 선택적으로 갱신한다.</w:t>
+      </w:r>
+    </w:p>
+    <w:p>
+      <w:pPr>
+        <w:keepLines w:val="0"/>
+      </w:pPr>
+      <w:r>
+        <w:rPr>
+          <w:rFonts w:ascii="Malgun Gothic" w:hAnsi="Malgun Gothic" w:eastAsia="Malgun Gothic"/>
+          <w:b w:val="0"/>
+          <w:i w:val="0"/>
+          <w:color w:val="1F2933"/>
+          <w:sz w:val="21"/>
+        </w:rPr>
+        <w:t>표준화·점검 폐루프 처리부는 병동 비품약, 응급카트, 마약류, 일반수액 및 처치청구약의 업무영역을 판정하여 표준 라벨과 객관식 체크리스트를 생성하고, 현장 점검값으로부터 불일치·미점검·부적합 예외를 산출하며, 실별 현황·순회점검 결과·PDF 증빙자료를 같은 마스터와 점검상태에서 생성한다.</w:t>
+      </w:r>
+    </w:p>
+    <w:p>
+      <w:pPr>
         <w:keepNext/>
         <w:spacing w:before="140" w:after="100"/>
       </w:pPr>
@@ -372,6 +507,51 @@
     </w:p>
     <w:p>
       <w:pPr>
+        <w:keepLines w:val="0"/>
+      </w:pPr>
+      <w:r>
+        <w:rPr>
+          <w:rFonts w:ascii="Malgun Gothic" w:hAnsi="Malgun Gothic" w:eastAsia="Malgun Gothic"/>
+          <w:b w:val="0"/>
+          <w:i w:val="0"/>
+          <w:color w:val="1F2933"/>
+          <w:sz w:val="21"/>
+        </w:rPr>
+        <w:t>실 배정 레코드에서 전체목록, 실별 목록, 실별 라벨 및 LOT 대상을 함께 파생하므로, 복수의 Excel 파일을 순서대로 열어 동일 약품을 반복 검색·입력하는 과정과 파일별 부분 반영을 줄일 수 있다.</w:t>
+      </w:r>
+    </w:p>
+    <w:p>
+      <w:pPr>
+        <w:keepLines w:val="0"/>
+      </w:pPr>
+      <w:r>
+        <w:rPr>
+          <w:rFonts w:ascii="Malgun Gothic" w:hAnsi="Malgun Gothic" w:eastAsia="Malgun Gothic"/>
+          <w:b w:val="0"/>
+          <w:i w:val="0"/>
+          <w:color w:val="1F2933"/>
+          <w:sz w:val="21"/>
+        </w:rPr>
+        <w:t>약제팀 보유약품목록 스프레드시트를 단일 운영 원천으로 사용하면서 행 단위 변경집합과 앱 승인결과를 양방향 반영하므로, 데이터 관리와 앱 구동을 단순화하면서도 병동과 약제팀의 전체 목록·라벨을 일관된 버전으로 갱신할 수 있다.</w:t>
+      </w:r>
+    </w:p>
+    <w:p>
+      <w:pPr>
+        <w:keepLines w:val="0"/>
+      </w:pPr>
+      <w:r>
+        <w:rPr>
+          <w:rFonts w:ascii="Malgun Gothic" w:hAnsi="Malgun Gothic" w:eastAsia="Malgun Gothic"/>
+          <w:b w:val="0"/>
+          <w:i w:val="0"/>
+          <w:color w:val="1F2933"/>
+          <w:sz w:val="21"/>
+        </w:rPr>
+        <w:t>공통 안전필드와 업무영역별 개별 라벨필드를 분리하고, 표준 라벨·객관식 체크리스트·예외·점검 증빙자료를 폐루프로 연결하므로 현장 확인과 기록의 대응관계를 유지하고 인증 대응자료의 반복 전사와 누락을 줄일 수 있다.</w:t>
+      </w:r>
+    </w:p>
+    <w:p>
+      <w:pPr>
         <w:keepNext/>
         <w:spacing w:before="220" w:after="100"/>
       </w:pPr>
@@ -538,6 +718,96 @@
     </w:p>
     <w:p>
       <w:pPr>
+        <w:keepLines w:val="0"/>
+      </w:pPr>
+      <w:r>
+        <w:rPr>
+          <w:rFonts w:ascii="Malgun Gothic" w:hAnsi="Malgun Gothic" w:eastAsia="Malgun Gothic"/>
+          <w:b w:val="0"/>
+          <w:i w:val="0"/>
+          <w:color w:val="1F2933"/>
+          <w:sz w:val="21"/>
+        </w:rPr>
+        <w:t>도 11은 비품약·마약류의 실 배정 원스톱 연동 블록도이다.</w:t>
+      </w:r>
+    </w:p>
+    <w:p>
+      <w:pPr>
+        <w:keepLines w:val="0"/>
+      </w:pPr>
+      <w:r>
+        <w:rPr>
+          <w:rFonts w:ascii="Malgun Gothic" w:hAnsi="Malgun Gothic" w:eastAsia="Malgun Gothic"/>
+          <w:b w:val="0"/>
+          <w:i w:val="0"/>
+          <w:color w:val="1F2933"/>
+          <w:sz w:val="21"/>
+        </w:rPr>
+        <w:t>도 12은 실 배정 1회 입력의 목록·라벨 자동 생성 흐름도이다.</w:t>
+      </w:r>
+    </w:p>
+    <w:p>
+      <w:pPr>
+        <w:keepLines w:val="0"/>
+      </w:pPr>
+      <w:r>
+        <w:rPr>
+          <w:rFonts w:ascii="Malgun Gothic" w:hAnsi="Malgun Gothic" w:eastAsia="Malgun Gothic"/>
+          <w:b w:val="0"/>
+          <w:i w:val="0"/>
+          <w:color w:val="1F2933"/>
+          <w:sz w:val="21"/>
+        </w:rPr>
+        <w:t>도 13은 약제팀 보유약품목록 단일 원천의 전사 전파 블록도이다.</w:t>
+      </w:r>
+    </w:p>
+    <w:p>
+      <w:pPr>
+        <w:keepLines w:val="0"/>
+      </w:pPr>
+      <w:r>
+        <w:rPr>
+          <w:rFonts w:ascii="Malgun Gothic" w:hAnsi="Malgun Gothic" w:eastAsia="Malgun Gothic"/>
+          <w:b w:val="0"/>
+          <w:i w:val="0"/>
+          <w:color w:val="1F2933"/>
+          <w:sz w:val="21"/>
+        </w:rPr>
+        <w:t>도 14은 병동용·약제팀용 라벨의 공통·개별 규칙 적용 흐름도이다.</w:t>
+      </w:r>
+    </w:p>
+    <w:p>
+      <w:pPr>
+        <w:keepLines w:val="0"/>
+      </w:pPr>
+      <w:r>
+        <w:rPr>
+          <w:rFonts w:ascii="Malgun Gothic" w:hAnsi="Malgun Gothic" w:eastAsia="Malgun Gothic"/>
+          <w:b w:val="0"/>
+          <w:i w:val="0"/>
+          <w:color w:val="1F2933"/>
+          <w:sz w:val="21"/>
+        </w:rPr>
+        <w:t>도 15은 표준 라벨·객관적 점검·증빙자료 생성의 폐루프 블록도이다.</w:t>
+      </w:r>
+    </w:p>
+    <w:p>
+      <w:pPr>
+        <w:keepLines w:val="0"/>
+      </w:pPr>
+      <w:r>
+        <w:rPr>
+          <w:rFonts w:ascii="Malgun Gothic" w:hAnsi="Malgun Gothic" w:eastAsia="Malgun Gothic"/>
+          <w:b w:val="0"/>
+          <w:i w:val="0"/>
+          <w:color w:val="1F2933"/>
+          <w:sz w:val="21"/>
+        </w:rPr>
+        <w:t>도 16은 병동 표준화·점검과 약제팀 라벨 업무의 완성형 연동 블록도이다.</w:t>
+      </w:r>
+    </w:p>
+    <w:p>
+      <w:pPr>
         <w:keepNext/>
         <w:spacing w:before="220" w:after="100"/>
       </w:pPr>
@@ -611,6 +881,21 @@
           <w:sz w:val="21"/>
         </w:rPr>
         <w:t>통합 데이터·규칙부(140)는 의약품 마스터를 중심으로 배치관계, 마약류 분류·롯트, 응급카트 목록, 라벨 규칙·편집본 및 점검상태를 연결한다. 점검 처리부(151), 라벨 처리부(152) 및 보고 처리부(153)는 동일 마스터의 최신 속성을 이용해 업무별 화면과 출력을 재구성한다.</w:t>
+      </w:r>
+    </w:p>
+    <w:p>
+      <w:pPr>
+        <w:keepLines w:val="0"/>
+      </w:pPr>
+      <w:r>
+        <w:rPr>
+          <w:rFonts w:ascii="Malgun Gothic" w:hAnsi="Malgun Gothic" w:eastAsia="Malgun Gothic"/>
+          <w:b w:val="0"/>
+          <w:i w:val="0"/>
+          <w:color w:val="1F2933"/>
+          <w:sz w:val="21"/>
+        </w:rPr>
+        <w:t>도 16을 참조하면, 시스템은 병동 표준화 업무부(1610), 마약류 관리업무부(1620) 및 약제팀 라벨 작업실(1630)을 통합 의약품 마스터(1640), 업무 규칙 처리부(1650) 및 공동 서버(1660)에 연결한다. 관리자 PC 뷰(1671), 약제팀 편집 뷰(1672), 병동·마약류 뷰어(1673) 및 조회 전용 PC·모바일 뷰(1674)는 각각 허용된 객체·필드·명령 범위에서 동일 버전의 업무상태를 조회 또는 편집한다.</w:t>
       </w:r>
     </w:p>
     <w:p>
@@ -1697,7 +1982,220 @@
           <w:color w:val="000000"/>
           <w:sz w:val="21"/>
         </w:rPr>
-        <w:t>【9. 실시예】</w:t>
+        <w:t>【9. 실 배정 원스톱 처리】</w:t>
+      </w:r>
+    </w:p>
+    <w:p>
+      <w:pPr>
+        <w:keepLines w:val="0"/>
+      </w:pPr>
+      <w:r>
+        <w:rPr>
+          <w:rFonts w:ascii="Malgun Gothic" w:hAnsi="Malgun Gothic" w:eastAsia="Malgun Gothic"/>
+          <w:b w:val="0"/>
+          <w:i w:val="0"/>
+          <w:color w:val="1F2933"/>
+          <w:sz w:val="21"/>
+        </w:rPr>
+        <w:t>도 11 및 도 12를 참조하면, 실 배정 화면(1110)은 실 식별자(roomId), 의약품 식별코드(drugCode), 기준수량, 배정유형 및 배정 식별자(assignmentId)를 포함하는 단일 배정 명령을 생성한다. 배정 명령 검증부(1120)는 사용자 권한, 실과 약품의 존재, 수량의 유효성 및 동일 roomId-drugCode 배정의 중복을 검사한다.</w:t>
+      </w:r>
+    </w:p>
+    <w:p>
+      <w:pPr>
+        <w:keepLines w:val="0"/>
+      </w:pPr>
+      <w:r>
+        <w:rPr>
+          <w:rFonts w:ascii="Malgun Gothic" w:hAnsi="Malgun Gothic" w:eastAsia="Malgun Gothic"/>
+          <w:b w:val="0"/>
+          <w:i w:val="0"/>
+          <w:color w:val="1F2933"/>
+          <w:sz w:val="21"/>
+        </w:rPr>
+        <w:t>전체 약품 마스터 조회부(1130)는 drugCode로 약품 마스터를 조회한다. 미등록 약품이면 필수 마스터 입력을 요청하거나 신규 마스터 행과 배정 명령을 연결한다. 배치관계 생성부(1140)는 roomId, drugCode 및 기준수량을 복합키로 하는 배치관계를 멱등 upsert한다.</w:t>
+      </w:r>
+    </w:p>
+    <w:p>
+      <w:pPr>
+        <w:keepLines w:val="0"/>
+      </w:pPr>
+      <w:r>
+        <w:rPr>
+          <w:rFonts w:ascii="Malgun Gothic" w:hAnsi="Malgun Gothic" w:eastAsia="Malgun Gothic"/>
+          <w:b w:val="0"/>
+          <w:i w:val="0"/>
+          <w:color w:val="1F2933"/>
+          <w:sz w:val="21"/>
+        </w:rPr>
+        <w:t>배정 연동부는 상기 배치관계를 전체 약품목록 반영정보(1151), 해당 실 약품목록(1152), 해당 실 라벨 대상(1153) 및 마약류 LOT 대상(1154)의 공통 생성원인으로 사용한다. 전체 약품목록에는 해당 약품의 등록상태를 투영하고, 실별 목록은 배치관계와 최신 마스터를 조인하여 재구성하며, 실별 라벨은 drugCode의 라벨 마스터와 roomId를 결합해 라벨 초안 또는 출력대상을 생성한다. 마약류 또는 향정 대상이면 locationId·drugCode·lotNo로 LOT 상태를 저장할 입력키와 점검대상을 생성한다.</w:t>
+      </w:r>
+    </w:p>
+    <w:p>
+      <w:pPr>
+        <w:keepLines w:val="0"/>
+      </w:pPr>
+      <w:r>
+        <w:rPr>
+          <w:rFonts w:ascii="Malgun Gothic" w:hAnsi="Malgun Gothic" w:eastAsia="Malgun Gothic"/>
+          <w:b w:val="0"/>
+          <w:i w:val="0"/>
+          <w:color w:val="1F2933"/>
+          <w:sz w:val="21"/>
+        </w:rPr>
+        <w:t>배정 트랜잭션부(1160)는 배치관계, 목록, 라벨 및 LOT 대상의 참조무결성을 검사하고 동일 assignmentId와 버전으로 커밋한다. 어느 하나의 생성이 실패하면 전체 배정을 롤백하고, 성공하면 배정 동기화부(1170)가 권한별 PC와 모바일 단말에 새 버전을 전달한다. 이에 따라 사용자는 전체목록, 실별목록, 라벨 및 마약류 LOT Excel 파일을 각각 수정하지 않는다.</w:t>
+      </w:r>
+    </w:p>
+    <w:p>
+      <w:pPr>
+        <w:keepNext/>
+        <w:spacing w:before="140" w:after="100"/>
+      </w:pPr>
+      <w:r>
+        <w:rPr>
+          <w:rFonts w:ascii="Malgun Gothic" w:hAnsi="Malgun Gothic" w:eastAsia="Malgun Gothic"/>
+          <w:b/>
+          <w:i w:val="0"/>
+          <w:color w:val="000000"/>
+          <w:sz w:val="21"/>
+        </w:rPr>
+        <w:t>【10. 약제팀 스프레드시트 단일 원천과 업무영역별 라벨】</w:t>
+      </w:r>
+    </w:p>
+    <w:p>
+      <w:pPr>
+        <w:keepLines w:val="0"/>
+      </w:pPr>
+      <w:r>
+        <w:rPr>
+          <w:rFonts w:ascii="Malgun Gothic" w:hAnsi="Malgun Gothic" w:eastAsia="Malgun Gothic"/>
+          <w:b w:val="0"/>
+          <w:i w:val="0"/>
+          <w:color w:val="1F2933"/>
+          <w:sz w:val="21"/>
+        </w:rPr>
+        <w:t>도 13을 참조하면, 약제팀 라벨 작업실 뷰어는 약제팀 보유약품목록 스프레드시트(1310)를 운영 원천으로 수신한다. 원본 검증·정규화부(1320)는 파일명, 시트, 필수 열, 의약품 식별코드 및 기준버전을 검증하고, 이전 유효버전과 비교하여 추가행, 삭제표시행 및 변경필드를 포함하는 행 변경 집합을 산출한다. 통합 의약품 마스터(1340)는 상기 행 변경 집합을 멱등 upsert한다.</w:t>
+      </w:r>
+    </w:p>
+    <w:p>
+      <w:pPr>
+        <w:keepLines w:val="0"/>
+      </w:pPr>
+      <w:r>
+        <w:rPr>
+          <w:rFonts w:ascii="Malgun Gothic" w:hAnsi="Malgun Gothic" w:eastAsia="Malgun Gothic"/>
+          <w:b w:val="0"/>
+          <w:i w:val="0"/>
+          <w:color w:val="1F2933"/>
+          <w:sz w:val="21"/>
+        </w:rPr>
+        <w:t>앱 화면에서 신규 의약품 또는 속성 수정이 승인되면 Excel 반영부(1330)는 승인된 필드만 상기 운영 원천의 해당 행에 생성 또는 수정하고 새 원본버전을 부여한다. 스프레드시트 입력과 앱 입력은 동일 변경 식별자로 연결되며, 한쪽에서 생성된 변경이 다른 쪽으로 재수신되어 중복 행을 만들지 않도록 원본버전과 변경 식별자를 비교한다.</w:t>
+      </w:r>
+    </w:p>
+    <w:p>
+      <w:pPr>
+        <w:keepLines w:val="0"/>
+      </w:pPr>
+      <w:r>
+        <w:rPr>
+          <w:rFonts w:ascii="Malgun Gothic" w:hAnsi="Malgun Gothic" w:eastAsia="Malgun Gothic"/>
+          <w:b w:val="0"/>
+          <w:i w:val="0"/>
+          <w:color w:val="1F2933"/>
+          <w:sz w:val="21"/>
+        </w:rPr>
+        <w:t>통합 마스터의 변경은 전체 병동 약품목록(1351), 병동별 배치·목록(1352), 약제팀 보유약품목록(1353) 및 병동·약제팀 라벨(1354)의 영향집합을 산정하여 하나의 트랜잭션(1360)으로 커밋하고 공동 서버(1370)에 배포한다. 따라서 단일 원천의 간단한 입력 구조를 유지하면서 전 병동과 약제팀의 종속 데이터를 함께 갱신한다.</w:t>
+      </w:r>
+    </w:p>
+    <w:p>
+      <w:pPr>
+        <w:keepLines w:val="0"/>
+      </w:pPr>
+      <w:r>
+        <w:rPr>
+          <w:rFonts w:ascii="Malgun Gothic" w:hAnsi="Malgun Gothic" w:eastAsia="Malgun Gothic"/>
+          <w:b w:val="0"/>
+          <w:i w:val="0"/>
+          <w:color w:val="1F2933"/>
+          <w:sz w:val="21"/>
+        </w:rPr>
+        <w:t>도 14를 참조하면, 업무영역별 라벨 정책부는 약품코드, 약품명, 규격, 보관조건 및 공통 주의정보를 공통 필드 집합으로 정의한다. 병동용 라벨에는 실명, 기준수량, 배치위치 및 점검용 표시를 개별 필드로 적용하고, 약제팀용 라벨에는 조제용 라벨유형, 규격·구획, 수동 편집본 및 인쇄 우선순위를 개별 필드로 적용한다. 안전 관련 공통 필드는 최신 마스터 값을 우선하고 업무영역별 자유편집 필드는 보존하는 충돌 우선순위를 적용함으로써, 두 라벨을 공동 갱신하거나 영향받는 한쪽만 선택 갱신한다.</w:t>
+      </w:r>
+    </w:p>
+    <w:p>
+      <w:pPr>
+        <w:keepNext/>
+        <w:spacing w:before="140" w:after="100"/>
+      </w:pPr>
+      <w:r>
+        <w:rPr>
+          <w:rFonts w:ascii="Malgun Gothic" w:hAnsi="Malgun Gothic" w:eastAsia="Malgun Gothic"/>
+          <w:b/>
+          <w:i w:val="0"/>
+          <w:color w:val="000000"/>
+          <w:sz w:val="21"/>
+        </w:rPr>
+        <w:t>【11. 표준화·점검·증빙자료 생성 폐루프】</w:t>
+      </w:r>
+    </w:p>
+    <w:p>
+      <w:pPr>
+        <w:keepLines w:val="0"/>
+      </w:pPr>
+      <w:r>
+        <w:rPr>
+          <w:rFonts w:ascii="Malgun Gothic" w:hAnsi="Malgun Gothic" w:eastAsia="Malgun Gothic"/>
+          <w:b w:val="0"/>
+          <w:i w:val="0"/>
+          <w:color w:val="1F2933"/>
+          <w:sz w:val="21"/>
+        </w:rPr>
+        <w:t>도 15를 참조하면, 의약품 마스터·인증기준·라벨규칙·점검 체크리스트(1510)를 입력받은 대상·업무영역 판정부(1520)는 병동 비품약, 일반 병동 또는 신생아집중치료실의 응급카트 의약품, 마약류·향정신성의약품, 일반수액 및 처치청구약 중 대상 영역을 판정한다. 판정결과에 따라 규정 기반 표준 라벨(1531), 실별 보유현황 목록(1532) 및 객관식 점검 체크리스트(1533)를 생성한다.</w:t>
+      </w:r>
+    </w:p>
+    <w:p>
+      <w:pPr>
+        <w:keepLines w:val="0"/>
+      </w:pPr>
+      <w:r>
+        <w:rPr>
+          <w:rFonts w:ascii="Malgun Gothic" w:hAnsi="Malgun Gothic" w:eastAsia="Malgun Gothic"/>
+          <w:b w:val="0"/>
+          <w:i w:val="0"/>
+          <w:color w:val="1F2933"/>
+          <w:sz w:val="21"/>
+        </w:rPr>
+        <w:t>라벨 처리부는 약품유형에 대응하는 라벨규격과 출력매수, 보유수량, 보관방법, 고주의·고위험 표시를 적용할 수 있고, 일반수액이면 수액백 인쇄색상과 대응하는 약품명 표시색상을 적용할 수 있다. 응급카트는 일반 병동과 신생아집중치료실 목록을 구분하고, 마약류는 LOT를 포함하는 현황과 저장시설 점검항목을 함께 생성한다.</w:t>
+      </w:r>
+    </w:p>
+    <w:p>
+      <w:pPr>
+        <w:keepLines w:val="0"/>
+      </w:pPr>
+      <w:r>
+        <w:rPr>
+          <w:rFonts w:ascii="Malgun Gothic" w:hAnsi="Malgun Gothic" w:eastAsia="Malgun Gothic"/>
+          <w:b w:val="0"/>
+          <w:i w:val="0"/>
+          <w:color w:val="1F2933"/>
+          <w:sz w:val="21"/>
+        </w:rPr>
+        <w:t>현장 확인·입력부(1540)는 사람이 현물을 확인하여 입력한 수량, 용량, 유효기간, 보관, 라벨부착, 구성일치, LOT 및 사유를 수신한다. 예외 산출부(1550)는 기준수량 불일치, 미점검 또는 부적합 항목을 계산한다. 보고 처리부(1560)는 동일 점검상태에서 병동별 현황, 순회점검 결과 및 PDF 증빙자료를 생성하고, 변경·개선사항은 마스터·규칙 환류부(1570)를 거쳐 다음 라벨·목록·체크리스트에 반영된다.</w:t>
+      </w:r>
+    </w:p>
+    <w:p>
+      <w:pPr>
+        <w:keepNext/>
+        <w:spacing w:before="140" w:after="100"/>
+      </w:pPr>
+      <w:r>
+        <w:rPr>
+          <w:rFonts w:ascii="Malgun Gothic" w:hAnsi="Malgun Gothic" w:eastAsia="Malgun Gothic"/>
+          <w:b/>
+          <w:i w:val="0"/>
+          <w:color w:val="000000"/>
+          <w:sz w:val="21"/>
+        </w:rPr>
+        <w:t>【12. 실시예】</w:t>
       </w:r>
     </w:p>
     <w:p>
@@ -1743,6 +2241,51 @@
           <w:sz w:val="21"/>
         </w:rPr>
         <w:t>기존 의약품 C가 일반의약품에서 마약류 관리대상으로 변경된 경우, 시스템은 분류규칙을 재평가하여 마약류 대상목록을 생성하고 롯트 입력필드를 활성화한다. 라벨의 주의구획도 변경된 분류정보로 재생성하며, 과거 일반목록의 점검이력은 삭제하지 않고 이력으로 유지한다.</w:t>
+      </w:r>
+    </w:p>
+    <w:p>
+      <w:pPr>
+        <w:keepLines w:val="0"/>
+      </w:pPr>
+      <w:r>
+        <w:rPr>
+          <w:rFonts w:ascii="Malgun Gothic" w:hAnsi="Malgun Gothic" w:eastAsia="Malgun Gothic"/>
+          <w:b w:val="0"/>
+          <w:i w:val="0"/>
+          <w:color w:val="1F2933"/>
+          <w:sz w:val="21"/>
+        </w:rPr>
+        <w:t>비품약 D를 신규 보관실 R에 기준수량 3으로 배정하면 시스템은 R-D-3 배치관계를 생성하고, 전체 약품목록의 등록상태와 R의 약품목록 및 R의 라벨 대상을 하나의 배정 버전으로 생성한다. 마약류 E를 R에 배정하면 동일 처리에 더하여 R-E의 LOT 입력키와 마약류 점검대상을 생성한다.</w:t>
+      </w:r>
+    </w:p>
+    <w:p>
+      <w:pPr>
+        <w:keepLines w:val="0"/>
+      </w:pPr>
+      <w:r>
+        <w:rPr>
+          <w:rFonts w:ascii="Malgun Gothic" w:hAnsi="Malgun Gothic" w:eastAsia="Malgun Gothic"/>
+          <w:b w:val="0"/>
+          <w:i w:val="0"/>
+          <w:color w:val="1F2933"/>
+          <w:sz w:val="21"/>
+        </w:rPr>
+        <w:t>약제팀 보유약품목록 스프레드시트에 신규 의약품 F의 행을 생성하면 시스템은 행 변경 집합을 산출하여 통합 마스터에 F를 삽입하고, 분류와 배치관계에 따라 병동·실별 목록, 약제팀 목록 및 병동용·약제팀용 라벨의 영향집합을 계산한다. 공통 약품명·규격·보관정보는 두 라벨에 주입하고 병동용 실명·기준수량과 약제팀용 라벨유형·편집본은 각각 유지한다.</w:t>
+      </w:r>
+    </w:p>
+    <w:p>
+      <w:pPr>
+        <w:keepLines w:val="0"/>
+      </w:pPr>
+      <w:r>
+        <w:rPr>
+          <w:rFonts w:ascii="Malgun Gothic" w:hAnsi="Malgun Gothic" w:eastAsia="Malgun Gothic"/>
+          <w:b w:val="0"/>
+          <w:i w:val="0"/>
+          <w:color w:val="1F2933"/>
+          <w:sz w:val="21"/>
+        </w:rPr>
+        <w:t>점검자가 병동 R을 선택하면 시스템은 R의 비품약, 응급카트, 일반수액·처치청구약 및 LOT 포함 마약류 현황과 대상별 객관식 체크리스트를 표시한다. 점검자가 현물 확인 결과와 사유를 입력하면 시스템은 부적합·미점검·수량불일치 예외를 산출하고 동일 데이터에서 순회점검 결과 및 PDF 증빙자료를 생성한다.</w:t>
       </w:r>
     </w:p>
     <w:p>
@@ -3257,6 +3800,1922 @@
           </w:p>
         </w:tc>
       </w:tr>
+      <w:tr>
+        <w:tc>
+          <w:tcPr>
+            <w:tcW w:type="dxa" w:w="835"/>
+            <w:shd w:fill="F7F9FA"/>
+            <w:vAlign w:val="center"/>
+            <w:tcMar>
+              <w:top w:w="90" w:type="dxa"/>
+              <w:left w:w="120" w:type="dxa"/>
+              <w:bottom w:w="90" w:type="dxa"/>
+              <w:right w:w="120" w:type="dxa"/>
+            </w:tcMar>
+          </w:tcPr>
+          <w:p>
+            <w:pPr>
+              <w:spacing w:before="0" w:after="0" w:line="269" w:lineRule="auto"/>
+              <w:jc w:val="center"/>
+            </w:pPr>
+            <w:r/>
+            <w:r>
+              <w:rPr>
+                <w:rFonts w:ascii="Malgun Gothic" w:hAnsi="Malgun Gothic" w:eastAsia="Malgun Gothic"/>
+                <w:b w:val="0"/>
+                <w:i w:val="0"/>
+                <w:color w:val="1F2933"/>
+                <w:sz w:val="16"/>
+              </w:rPr>
+              <w:t>1110</w:t>
+            </w:r>
+          </w:p>
+        </w:tc>
+        <w:tc>
+          <w:tcPr>
+            <w:tcW w:type="dxa" w:w="4017"/>
+            <w:shd w:fill="F7F9FA"/>
+            <w:vAlign w:val="center"/>
+            <w:tcMar>
+              <w:top w:w="90" w:type="dxa"/>
+              <w:left w:w="120" w:type="dxa"/>
+              <w:bottom w:w="90" w:type="dxa"/>
+              <w:right w:w="120" w:type="dxa"/>
+            </w:tcMar>
+          </w:tcPr>
+          <w:p>
+            <w:pPr>
+              <w:spacing w:before="0" w:after="0" w:line="269" w:lineRule="auto"/>
+              <w:jc w:val="left"/>
+            </w:pPr>
+            <w:r/>
+            <w:r>
+              <w:rPr>
+                <w:rFonts w:ascii="Malgun Gothic" w:hAnsi="Malgun Gothic" w:eastAsia="Malgun Gothic"/>
+                <w:b w:val="0"/>
+                <w:i w:val="0"/>
+                <w:color w:val="1F2933"/>
+                <w:sz w:val="16"/>
+              </w:rPr>
+              <w:t>실 배정 화면</w:t>
+            </w:r>
+          </w:p>
+        </w:tc>
+        <w:tc>
+          <w:tcPr>
+            <w:tcW w:type="dxa" w:w="835"/>
+            <w:shd w:fill="F7F9FA"/>
+            <w:vAlign w:val="center"/>
+            <w:tcMar>
+              <w:top w:w="90" w:type="dxa"/>
+              <w:left w:w="120" w:type="dxa"/>
+              <w:bottom w:w="90" w:type="dxa"/>
+              <w:right w:w="120" w:type="dxa"/>
+            </w:tcMar>
+          </w:tcPr>
+          <w:p>
+            <w:pPr>
+              <w:spacing w:before="0" w:after="0" w:line="269" w:lineRule="auto"/>
+              <w:jc w:val="left"/>
+            </w:pPr>
+            <w:r/>
+            <w:r>
+              <w:rPr>
+                <w:rFonts w:ascii="Malgun Gothic" w:hAnsi="Malgun Gothic" w:eastAsia="Malgun Gothic"/>
+                <w:b w:val="0"/>
+                <w:i w:val="0"/>
+                <w:color w:val="1F2933"/>
+                <w:sz w:val="16"/>
+              </w:rPr>
+              <w:t>1120</w:t>
+            </w:r>
+          </w:p>
+        </w:tc>
+        <w:tc>
+          <w:tcPr>
+            <w:tcW w:type="dxa" w:w="4017"/>
+            <w:shd w:fill="F7F9FA"/>
+            <w:vAlign w:val="center"/>
+            <w:tcMar>
+              <w:top w:w="90" w:type="dxa"/>
+              <w:left w:w="120" w:type="dxa"/>
+              <w:bottom w:w="90" w:type="dxa"/>
+              <w:right w:w="120" w:type="dxa"/>
+            </w:tcMar>
+          </w:tcPr>
+          <w:p>
+            <w:pPr>
+              <w:spacing w:before="0" w:after="0" w:line="269" w:lineRule="auto"/>
+              <w:jc w:val="left"/>
+            </w:pPr>
+            <w:r/>
+            <w:r>
+              <w:rPr>
+                <w:rFonts w:ascii="Malgun Gothic" w:hAnsi="Malgun Gothic" w:eastAsia="Malgun Gothic"/>
+                <w:b w:val="0"/>
+                <w:i w:val="0"/>
+                <w:color w:val="1F2933"/>
+                <w:sz w:val="16"/>
+              </w:rPr>
+              <w:t>배정 명령 검증부</w:t>
+            </w:r>
+          </w:p>
+        </w:tc>
+      </w:tr>
+      <w:tr>
+        <w:tc>
+          <w:tcPr>
+            <w:tcW w:type="dxa" w:w="835"/>
+            <w:vAlign w:val="center"/>
+            <w:tcMar>
+              <w:top w:w="90" w:type="dxa"/>
+              <w:left w:w="120" w:type="dxa"/>
+              <w:bottom w:w="90" w:type="dxa"/>
+              <w:right w:w="120" w:type="dxa"/>
+            </w:tcMar>
+          </w:tcPr>
+          <w:p>
+            <w:pPr>
+              <w:spacing w:before="0" w:after="0" w:line="269" w:lineRule="auto"/>
+              <w:jc w:val="center"/>
+            </w:pPr>
+            <w:r/>
+            <w:r>
+              <w:rPr>
+                <w:rFonts w:ascii="Malgun Gothic" w:hAnsi="Malgun Gothic" w:eastAsia="Malgun Gothic"/>
+                <w:b w:val="0"/>
+                <w:i w:val="0"/>
+                <w:color w:val="1F2933"/>
+                <w:sz w:val="16"/>
+              </w:rPr>
+              <w:t>1130</w:t>
+            </w:r>
+          </w:p>
+        </w:tc>
+        <w:tc>
+          <w:tcPr>
+            <w:tcW w:type="dxa" w:w="4017"/>
+            <w:vAlign w:val="center"/>
+            <w:tcMar>
+              <w:top w:w="90" w:type="dxa"/>
+              <w:left w:w="120" w:type="dxa"/>
+              <w:bottom w:w="90" w:type="dxa"/>
+              <w:right w:w="120" w:type="dxa"/>
+            </w:tcMar>
+          </w:tcPr>
+          <w:p>
+            <w:pPr>
+              <w:spacing w:before="0" w:after="0" w:line="269" w:lineRule="auto"/>
+              <w:jc w:val="left"/>
+            </w:pPr>
+            <w:r/>
+            <w:r>
+              <w:rPr>
+                <w:rFonts w:ascii="Malgun Gothic" w:hAnsi="Malgun Gothic" w:eastAsia="Malgun Gothic"/>
+                <w:b w:val="0"/>
+                <w:i w:val="0"/>
+                <w:color w:val="1F2933"/>
+                <w:sz w:val="16"/>
+              </w:rPr>
+              <w:t>전체 약품 마스터 조회부</w:t>
+            </w:r>
+          </w:p>
+        </w:tc>
+        <w:tc>
+          <w:tcPr>
+            <w:tcW w:type="dxa" w:w="835"/>
+            <w:vAlign w:val="center"/>
+            <w:tcMar>
+              <w:top w:w="90" w:type="dxa"/>
+              <w:left w:w="120" w:type="dxa"/>
+              <w:bottom w:w="90" w:type="dxa"/>
+              <w:right w:w="120" w:type="dxa"/>
+            </w:tcMar>
+          </w:tcPr>
+          <w:p>
+            <w:pPr>
+              <w:spacing w:before="0" w:after="0" w:line="269" w:lineRule="auto"/>
+              <w:jc w:val="left"/>
+            </w:pPr>
+            <w:r/>
+            <w:r>
+              <w:rPr>
+                <w:rFonts w:ascii="Malgun Gothic" w:hAnsi="Malgun Gothic" w:eastAsia="Malgun Gothic"/>
+                <w:b w:val="0"/>
+                <w:i w:val="0"/>
+                <w:color w:val="1F2933"/>
+                <w:sz w:val="16"/>
+              </w:rPr>
+              <w:t>1140</w:t>
+            </w:r>
+          </w:p>
+        </w:tc>
+        <w:tc>
+          <w:tcPr>
+            <w:tcW w:type="dxa" w:w="4017"/>
+            <w:vAlign w:val="center"/>
+            <w:tcMar>
+              <w:top w:w="90" w:type="dxa"/>
+              <w:left w:w="120" w:type="dxa"/>
+              <w:bottom w:w="90" w:type="dxa"/>
+              <w:right w:w="120" w:type="dxa"/>
+            </w:tcMar>
+          </w:tcPr>
+          <w:p>
+            <w:pPr>
+              <w:spacing w:before="0" w:after="0" w:line="269" w:lineRule="auto"/>
+              <w:jc w:val="left"/>
+            </w:pPr>
+            <w:r/>
+            <w:r>
+              <w:rPr>
+                <w:rFonts w:ascii="Malgun Gothic" w:hAnsi="Malgun Gothic" w:eastAsia="Malgun Gothic"/>
+                <w:b w:val="0"/>
+                <w:i w:val="0"/>
+                <w:color w:val="1F2933"/>
+                <w:sz w:val="16"/>
+              </w:rPr>
+              <w:t>배치관계 생성부</w:t>
+            </w:r>
+          </w:p>
+        </w:tc>
+      </w:tr>
+      <w:tr>
+        <w:tc>
+          <w:tcPr>
+            <w:tcW w:type="dxa" w:w="835"/>
+            <w:shd w:fill="F7F9FA"/>
+            <w:vAlign w:val="center"/>
+            <w:tcMar>
+              <w:top w:w="90" w:type="dxa"/>
+              <w:left w:w="120" w:type="dxa"/>
+              <w:bottom w:w="90" w:type="dxa"/>
+              <w:right w:w="120" w:type="dxa"/>
+            </w:tcMar>
+          </w:tcPr>
+          <w:p>
+            <w:pPr>
+              <w:spacing w:before="0" w:after="0" w:line="269" w:lineRule="auto"/>
+              <w:jc w:val="center"/>
+            </w:pPr>
+            <w:r/>
+            <w:r>
+              <w:rPr>
+                <w:rFonts w:ascii="Malgun Gothic" w:hAnsi="Malgun Gothic" w:eastAsia="Malgun Gothic"/>
+                <w:b w:val="0"/>
+                <w:i w:val="0"/>
+                <w:color w:val="1F2933"/>
+                <w:sz w:val="16"/>
+              </w:rPr>
+              <w:t>1151~1154</w:t>
+            </w:r>
+          </w:p>
+        </w:tc>
+        <w:tc>
+          <w:tcPr>
+            <w:tcW w:type="dxa" w:w="4017"/>
+            <w:shd w:fill="F7F9FA"/>
+            <w:vAlign w:val="center"/>
+            <w:tcMar>
+              <w:top w:w="90" w:type="dxa"/>
+              <w:left w:w="120" w:type="dxa"/>
+              <w:bottom w:w="90" w:type="dxa"/>
+              <w:right w:w="120" w:type="dxa"/>
+            </w:tcMar>
+          </w:tcPr>
+          <w:p>
+            <w:pPr>
+              <w:spacing w:before="0" w:after="0" w:line="269" w:lineRule="auto"/>
+              <w:jc w:val="left"/>
+            </w:pPr>
+            <w:r/>
+            <w:r>
+              <w:rPr>
+                <w:rFonts w:ascii="Malgun Gothic" w:hAnsi="Malgun Gothic" w:eastAsia="Malgun Gothic"/>
+                <w:b w:val="0"/>
+                <w:i w:val="0"/>
+                <w:color w:val="1F2933"/>
+                <w:sz w:val="16"/>
+              </w:rPr>
+              <w:t>배정 연동 데이터</w:t>
+            </w:r>
+          </w:p>
+        </w:tc>
+        <w:tc>
+          <w:tcPr>
+            <w:tcW w:type="dxa" w:w="835"/>
+            <w:shd w:fill="F7F9FA"/>
+            <w:vAlign w:val="center"/>
+            <w:tcMar>
+              <w:top w:w="90" w:type="dxa"/>
+              <w:left w:w="120" w:type="dxa"/>
+              <w:bottom w:w="90" w:type="dxa"/>
+              <w:right w:w="120" w:type="dxa"/>
+            </w:tcMar>
+          </w:tcPr>
+          <w:p>
+            <w:pPr>
+              <w:spacing w:before="0" w:after="0" w:line="269" w:lineRule="auto"/>
+              <w:jc w:val="left"/>
+            </w:pPr>
+            <w:r/>
+            <w:r>
+              <w:rPr>
+                <w:rFonts w:ascii="Malgun Gothic" w:hAnsi="Malgun Gothic" w:eastAsia="Malgun Gothic"/>
+                <w:b w:val="0"/>
+                <w:i w:val="0"/>
+                <w:color w:val="1F2933"/>
+                <w:sz w:val="16"/>
+              </w:rPr>
+              <w:t>1160</w:t>
+            </w:r>
+          </w:p>
+        </w:tc>
+        <w:tc>
+          <w:tcPr>
+            <w:tcW w:type="dxa" w:w="4017"/>
+            <w:shd w:fill="F7F9FA"/>
+            <w:vAlign w:val="center"/>
+            <w:tcMar>
+              <w:top w:w="90" w:type="dxa"/>
+              <w:left w:w="120" w:type="dxa"/>
+              <w:bottom w:w="90" w:type="dxa"/>
+              <w:right w:w="120" w:type="dxa"/>
+            </w:tcMar>
+          </w:tcPr>
+          <w:p>
+            <w:pPr>
+              <w:spacing w:before="0" w:after="0" w:line="269" w:lineRule="auto"/>
+              <w:jc w:val="left"/>
+            </w:pPr>
+            <w:r/>
+            <w:r>
+              <w:rPr>
+                <w:rFonts w:ascii="Malgun Gothic" w:hAnsi="Malgun Gothic" w:eastAsia="Malgun Gothic"/>
+                <w:b w:val="0"/>
+                <w:i w:val="0"/>
+                <w:color w:val="1F2933"/>
+                <w:sz w:val="16"/>
+              </w:rPr>
+              <w:t>배정 트랜잭션부</w:t>
+            </w:r>
+          </w:p>
+        </w:tc>
+      </w:tr>
+      <w:tr>
+        <w:tc>
+          <w:tcPr>
+            <w:tcW w:type="dxa" w:w="835"/>
+            <w:vAlign w:val="center"/>
+            <w:tcMar>
+              <w:top w:w="90" w:type="dxa"/>
+              <w:left w:w="120" w:type="dxa"/>
+              <w:bottom w:w="90" w:type="dxa"/>
+              <w:right w:w="120" w:type="dxa"/>
+            </w:tcMar>
+          </w:tcPr>
+          <w:p>
+            <w:pPr>
+              <w:spacing w:before="0" w:after="0" w:line="269" w:lineRule="auto"/>
+              <w:jc w:val="center"/>
+            </w:pPr>
+            <w:r/>
+            <w:r>
+              <w:rPr>
+                <w:rFonts w:ascii="Malgun Gothic" w:hAnsi="Malgun Gothic" w:eastAsia="Malgun Gothic"/>
+                <w:b w:val="0"/>
+                <w:i w:val="0"/>
+                <w:color w:val="1F2933"/>
+                <w:sz w:val="16"/>
+              </w:rPr>
+              <w:t>1170</w:t>
+            </w:r>
+          </w:p>
+        </w:tc>
+        <w:tc>
+          <w:tcPr>
+            <w:tcW w:type="dxa" w:w="4017"/>
+            <w:vAlign w:val="center"/>
+            <w:tcMar>
+              <w:top w:w="90" w:type="dxa"/>
+              <w:left w:w="120" w:type="dxa"/>
+              <w:bottom w:w="90" w:type="dxa"/>
+              <w:right w:w="120" w:type="dxa"/>
+            </w:tcMar>
+          </w:tcPr>
+          <w:p>
+            <w:pPr>
+              <w:spacing w:before="0" w:after="0" w:line="269" w:lineRule="auto"/>
+              <w:jc w:val="left"/>
+            </w:pPr>
+            <w:r/>
+            <w:r>
+              <w:rPr>
+                <w:rFonts w:ascii="Malgun Gothic" w:hAnsi="Malgun Gothic" w:eastAsia="Malgun Gothic"/>
+                <w:b w:val="0"/>
+                <w:i w:val="0"/>
+                <w:color w:val="1F2933"/>
+                <w:sz w:val="16"/>
+              </w:rPr>
+              <w:t>배정 동기화부</w:t>
+            </w:r>
+          </w:p>
+        </w:tc>
+        <w:tc>
+          <w:tcPr>
+            <w:tcW w:type="dxa" w:w="835"/>
+            <w:vAlign w:val="center"/>
+            <w:tcMar>
+              <w:top w:w="90" w:type="dxa"/>
+              <w:left w:w="120" w:type="dxa"/>
+              <w:bottom w:w="90" w:type="dxa"/>
+              <w:right w:w="120" w:type="dxa"/>
+            </w:tcMar>
+          </w:tcPr>
+          <w:p>
+            <w:pPr>
+              <w:spacing w:before="0" w:after="0" w:line="269" w:lineRule="auto"/>
+              <w:jc w:val="left"/>
+            </w:pPr>
+            <w:r/>
+            <w:r>
+              <w:rPr>
+                <w:rFonts w:ascii="Malgun Gothic" w:hAnsi="Malgun Gothic" w:eastAsia="Malgun Gothic"/>
+                <w:b w:val="0"/>
+                <w:i w:val="0"/>
+                <w:color w:val="1F2933"/>
+                <w:sz w:val="16"/>
+              </w:rPr>
+              <w:t>1210~1272</w:t>
+            </w:r>
+          </w:p>
+        </w:tc>
+        <w:tc>
+          <w:tcPr>
+            <w:tcW w:type="dxa" w:w="4017"/>
+            <w:vAlign w:val="center"/>
+            <w:tcMar>
+              <w:top w:w="90" w:type="dxa"/>
+              <w:left w:w="120" w:type="dxa"/>
+              <w:bottom w:w="90" w:type="dxa"/>
+              <w:right w:w="120" w:type="dxa"/>
+            </w:tcMar>
+          </w:tcPr>
+          <w:p>
+            <w:pPr>
+              <w:spacing w:before="0" w:after="0" w:line="269" w:lineRule="auto"/>
+              <w:jc w:val="left"/>
+            </w:pPr>
+            <w:r/>
+            <w:r>
+              <w:rPr>
+                <w:rFonts w:ascii="Malgun Gothic" w:hAnsi="Malgun Gothic" w:eastAsia="Malgun Gothic"/>
+                <w:b w:val="0"/>
+                <w:i w:val="0"/>
+                <w:color w:val="1F2933"/>
+                <w:sz w:val="16"/>
+              </w:rPr>
+              <w:t>실 배정 처리단계</w:t>
+            </w:r>
+          </w:p>
+        </w:tc>
+      </w:tr>
+      <w:tr>
+        <w:tc>
+          <w:tcPr>
+            <w:tcW w:type="dxa" w:w="835"/>
+            <w:shd w:fill="F7F9FA"/>
+            <w:vAlign w:val="center"/>
+            <w:tcMar>
+              <w:top w:w="90" w:type="dxa"/>
+              <w:left w:w="120" w:type="dxa"/>
+              <w:bottom w:w="90" w:type="dxa"/>
+              <w:right w:w="120" w:type="dxa"/>
+            </w:tcMar>
+          </w:tcPr>
+          <w:p>
+            <w:pPr>
+              <w:spacing w:before="0" w:after="0" w:line="269" w:lineRule="auto"/>
+              <w:jc w:val="center"/>
+            </w:pPr>
+            <w:r/>
+            <w:r>
+              <w:rPr>
+                <w:rFonts w:ascii="Malgun Gothic" w:hAnsi="Malgun Gothic" w:eastAsia="Malgun Gothic"/>
+                <w:b w:val="0"/>
+                <w:i w:val="0"/>
+                <w:color w:val="1F2933"/>
+                <w:sz w:val="16"/>
+              </w:rPr>
+              <w:t>1310</w:t>
+            </w:r>
+          </w:p>
+        </w:tc>
+        <w:tc>
+          <w:tcPr>
+            <w:tcW w:type="dxa" w:w="4017"/>
+            <w:shd w:fill="F7F9FA"/>
+            <w:vAlign w:val="center"/>
+            <w:tcMar>
+              <w:top w:w="90" w:type="dxa"/>
+              <w:left w:w="120" w:type="dxa"/>
+              <w:bottom w:w="90" w:type="dxa"/>
+              <w:right w:w="120" w:type="dxa"/>
+            </w:tcMar>
+          </w:tcPr>
+          <w:p>
+            <w:pPr>
+              <w:spacing w:before="0" w:after="0" w:line="269" w:lineRule="auto"/>
+              <w:jc w:val="left"/>
+            </w:pPr>
+            <w:r/>
+            <w:r>
+              <w:rPr>
+                <w:rFonts w:ascii="Malgun Gothic" w:hAnsi="Malgun Gothic" w:eastAsia="Malgun Gothic"/>
+                <w:b w:val="0"/>
+                <w:i w:val="0"/>
+                <w:color w:val="1F2933"/>
+                <w:sz w:val="16"/>
+              </w:rPr>
+              <w:t>약제팀 보유약품목록 원천</w:t>
+            </w:r>
+          </w:p>
+        </w:tc>
+        <w:tc>
+          <w:tcPr>
+            <w:tcW w:type="dxa" w:w="835"/>
+            <w:shd w:fill="F7F9FA"/>
+            <w:vAlign w:val="center"/>
+            <w:tcMar>
+              <w:top w:w="90" w:type="dxa"/>
+              <w:left w:w="120" w:type="dxa"/>
+              <w:bottom w:w="90" w:type="dxa"/>
+              <w:right w:w="120" w:type="dxa"/>
+            </w:tcMar>
+          </w:tcPr>
+          <w:p>
+            <w:pPr>
+              <w:spacing w:before="0" w:after="0" w:line="269" w:lineRule="auto"/>
+              <w:jc w:val="left"/>
+            </w:pPr>
+            <w:r/>
+            <w:r>
+              <w:rPr>
+                <w:rFonts w:ascii="Malgun Gothic" w:hAnsi="Malgun Gothic" w:eastAsia="Malgun Gothic"/>
+                <w:b w:val="0"/>
+                <w:i w:val="0"/>
+                <w:color w:val="1F2933"/>
+                <w:sz w:val="16"/>
+              </w:rPr>
+              <w:t>1320</w:t>
+            </w:r>
+          </w:p>
+        </w:tc>
+        <w:tc>
+          <w:tcPr>
+            <w:tcW w:type="dxa" w:w="4017"/>
+            <w:shd w:fill="F7F9FA"/>
+            <w:vAlign w:val="center"/>
+            <w:tcMar>
+              <w:top w:w="90" w:type="dxa"/>
+              <w:left w:w="120" w:type="dxa"/>
+              <w:bottom w:w="90" w:type="dxa"/>
+              <w:right w:w="120" w:type="dxa"/>
+            </w:tcMar>
+          </w:tcPr>
+          <w:p>
+            <w:pPr>
+              <w:spacing w:before="0" w:after="0" w:line="269" w:lineRule="auto"/>
+              <w:jc w:val="left"/>
+            </w:pPr>
+            <w:r/>
+            <w:r>
+              <w:rPr>
+                <w:rFonts w:ascii="Malgun Gothic" w:hAnsi="Malgun Gothic" w:eastAsia="Malgun Gothic"/>
+                <w:b w:val="0"/>
+                <w:i w:val="0"/>
+                <w:color w:val="1F2933"/>
+                <w:sz w:val="16"/>
+              </w:rPr>
+              <w:t>행 변경 검출·정규화부</w:t>
+            </w:r>
+          </w:p>
+        </w:tc>
+      </w:tr>
+      <w:tr>
+        <w:tc>
+          <w:tcPr>
+            <w:tcW w:type="dxa" w:w="835"/>
+            <w:vAlign w:val="center"/>
+            <w:tcMar>
+              <w:top w:w="90" w:type="dxa"/>
+              <w:left w:w="120" w:type="dxa"/>
+              <w:bottom w:w="90" w:type="dxa"/>
+              <w:right w:w="120" w:type="dxa"/>
+            </w:tcMar>
+          </w:tcPr>
+          <w:p>
+            <w:pPr>
+              <w:spacing w:before="0" w:after="0" w:line="269" w:lineRule="auto"/>
+              <w:jc w:val="center"/>
+            </w:pPr>
+            <w:r/>
+            <w:r>
+              <w:rPr>
+                <w:rFonts w:ascii="Malgun Gothic" w:hAnsi="Malgun Gothic" w:eastAsia="Malgun Gothic"/>
+                <w:b w:val="0"/>
+                <w:i w:val="0"/>
+                <w:color w:val="1F2933"/>
+                <w:sz w:val="16"/>
+              </w:rPr>
+              <w:t>1330</w:t>
+            </w:r>
+          </w:p>
+        </w:tc>
+        <w:tc>
+          <w:tcPr>
+            <w:tcW w:type="dxa" w:w="4017"/>
+            <w:vAlign w:val="center"/>
+            <w:tcMar>
+              <w:top w:w="90" w:type="dxa"/>
+              <w:left w:w="120" w:type="dxa"/>
+              <w:bottom w:w="90" w:type="dxa"/>
+              <w:right w:w="120" w:type="dxa"/>
+            </w:tcMar>
+          </w:tcPr>
+          <w:p>
+            <w:pPr>
+              <w:spacing w:before="0" w:after="0" w:line="269" w:lineRule="auto"/>
+              <w:jc w:val="left"/>
+            </w:pPr>
+            <w:r/>
+            <w:r>
+              <w:rPr>
+                <w:rFonts w:ascii="Malgun Gothic" w:hAnsi="Malgun Gothic" w:eastAsia="Malgun Gothic"/>
+                <w:b w:val="0"/>
+                <w:i w:val="0"/>
+                <w:color w:val="1F2933"/>
+                <w:sz w:val="16"/>
+              </w:rPr>
+              <w:t>Excel 반영부</w:t>
+            </w:r>
+          </w:p>
+        </w:tc>
+        <w:tc>
+          <w:tcPr>
+            <w:tcW w:type="dxa" w:w="835"/>
+            <w:vAlign w:val="center"/>
+            <w:tcMar>
+              <w:top w:w="90" w:type="dxa"/>
+              <w:left w:w="120" w:type="dxa"/>
+              <w:bottom w:w="90" w:type="dxa"/>
+              <w:right w:w="120" w:type="dxa"/>
+            </w:tcMar>
+          </w:tcPr>
+          <w:p>
+            <w:pPr>
+              <w:spacing w:before="0" w:after="0" w:line="269" w:lineRule="auto"/>
+              <w:jc w:val="left"/>
+            </w:pPr>
+            <w:r/>
+            <w:r>
+              <w:rPr>
+                <w:rFonts w:ascii="Malgun Gothic" w:hAnsi="Malgun Gothic" w:eastAsia="Malgun Gothic"/>
+                <w:b w:val="0"/>
+                <w:i w:val="0"/>
+                <w:color w:val="1F2933"/>
+                <w:sz w:val="16"/>
+              </w:rPr>
+              <w:t>1340</w:t>
+            </w:r>
+          </w:p>
+        </w:tc>
+        <w:tc>
+          <w:tcPr>
+            <w:tcW w:type="dxa" w:w="4017"/>
+            <w:vAlign w:val="center"/>
+            <w:tcMar>
+              <w:top w:w="90" w:type="dxa"/>
+              <w:left w:w="120" w:type="dxa"/>
+              <w:bottom w:w="90" w:type="dxa"/>
+              <w:right w:w="120" w:type="dxa"/>
+            </w:tcMar>
+          </w:tcPr>
+          <w:p>
+            <w:pPr>
+              <w:spacing w:before="0" w:after="0" w:line="269" w:lineRule="auto"/>
+              <w:jc w:val="left"/>
+            </w:pPr>
+            <w:r/>
+            <w:r>
+              <w:rPr>
+                <w:rFonts w:ascii="Malgun Gothic" w:hAnsi="Malgun Gothic" w:eastAsia="Malgun Gothic"/>
+                <w:b w:val="0"/>
+                <w:i w:val="0"/>
+                <w:color w:val="1F2933"/>
+                <w:sz w:val="16"/>
+              </w:rPr>
+              <w:t>통합 의약품 마스터</w:t>
+            </w:r>
+          </w:p>
+        </w:tc>
+      </w:tr>
+      <w:tr>
+        <w:tc>
+          <w:tcPr>
+            <w:tcW w:type="dxa" w:w="835"/>
+            <w:shd w:fill="F7F9FA"/>
+            <w:vAlign w:val="center"/>
+            <w:tcMar>
+              <w:top w:w="90" w:type="dxa"/>
+              <w:left w:w="120" w:type="dxa"/>
+              <w:bottom w:w="90" w:type="dxa"/>
+              <w:right w:w="120" w:type="dxa"/>
+            </w:tcMar>
+          </w:tcPr>
+          <w:p>
+            <w:pPr>
+              <w:spacing w:before="0" w:after="0" w:line="269" w:lineRule="auto"/>
+              <w:jc w:val="center"/>
+            </w:pPr>
+            <w:r/>
+            <w:r>
+              <w:rPr>
+                <w:rFonts w:ascii="Malgun Gothic" w:hAnsi="Malgun Gothic" w:eastAsia="Malgun Gothic"/>
+                <w:b w:val="0"/>
+                <w:i w:val="0"/>
+                <w:color w:val="1F2933"/>
+                <w:sz w:val="16"/>
+              </w:rPr>
+              <w:t>1351~1354</w:t>
+            </w:r>
+          </w:p>
+        </w:tc>
+        <w:tc>
+          <w:tcPr>
+            <w:tcW w:type="dxa" w:w="4017"/>
+            <w:shd w:fill="F7F9FA"/>
+            <w:vAlign w:val="center"/>
+            <w:tcMar>
+              <w:top w:w="90" w:type="dxa"/>
+              <w:left w:w="120" w:type="dxa"/>
+              <w:bottom w:w="90" w:type="dxa"/>
+              <w:right w:w="120" w:type="dxa"/>
+            </w:tcMar>
+          </w:tcPr>
+          <w:p>
+            <w:pPr>
+              <w:spacing w:before="0" w:after="0" w:line="269" w:lineRule="auto"/>
+              <w:jc w:val="left"/>
+            </w:pPr>
+            <w:r/>
+            <w:r>
+              <w:rPr>
+                <w:rFonts w:ascii="Malgun Gothic" w:hAnsi="Malgun Gothic" w:eastAsia="Malgun Gothic"/>
+                <w:b w:val="0"/>
+                <w:i w:val="0"/>
+                <w:color w:val="1F2933"/>
+                <w:sz w:val="16"/>
+              </w:rPr>
+              <w:t>전사 전파 대상</w:t>
+            </w:r>
+          </w:p>
+        </w:tc>
+        <w:tc>
+          <w:tcPr>
+            <w:tcW w:type="dxa" w:w="835"/>
+            <w:shd w:fill="F7F9FA"/>
+            <w:vAlign w:val="center"/>
+            <w:tcMar>
+              <w:top w:w="90" w:type="dxa"/>
+              <w:left w:w="120" w:type="dxa"/>
+              <w:bottom w:w="90" w:type="dxa"/>
+              <w:right w:w="120" w:type="dxa"/>
+            </w:tcMar>
+          </w:tcPr>
+          <w:p>
+            <w:pPr>
+              <w:spacing w:before="0" w:after="0" w:line="269" w:lineRule="auto"/>
+              <w:jc w:val="left"/>
+            </w:pPr>
+            <w:r/>
+            <w:r>
+              <w:rPr>
+                <w:rFonts w:ascii="Malgun Gothic" w:hAnsi="Malgun Gothic" w:eastAsia="Malgun Gothic"/>
+                <w:b w:val="0"/>
+                <w:i w:val="0"/>
+                <w:color w:val="1F2933"/>
+                <w:sz w:val="16"/>
+              </w:rPr>
+              <w:t>1360</w:t>
+            </w:r>
+          </w:p>
+        </w:tc>
+        <w:tc>
+          <w:tcPr>
+            <w:tcW w:type="dxa" w:w="4017"/>
+            <w:shd w:fill="F7F9FA"/>
+            <w:vAlign w:val="center"/>
+            <w:tcMar>
+              <w:top w:w="90" w:type="dxa"/>
+              <w:left w:w="120" w:type="dxa"/>
+              <w:bottom w:w="90" w:type="dxa"/>
+              <w:right w:w="120" w:type="dxa"/>
+            </w:tcMar>
+          </w:tcPr>
+          <w:p>
+            <w:pPr>
+              <w:spacing w:before="0" w:after="0" w:line="269" w:lineRule="auto"/>
+              <w:jc w:val="left"/>
+            </w:pPr>
+            <w:r/>
+            <w:r>
+              <w:rPr>
+                <w:rFonts w:ascii="Malgun Gothic" w:hAnsi="Malgun Gothic" w:eastAsia="Malgun Gothic"/>
+                <w:b w:val="0"/>
+                <w:i w:val="0"/>
+                <w:color w:val="1F2933"/>
+                <w:sz w:val="16"/>
+              </w:rPr>
+              <w:t>원천 변경 트랜잭션부</w:t>
+            </w:r>
+          </w:p>
+        </w:tc>
+      </w:tr>
+      <w:tr>
+        <w:tc>
+          <w:tcPr>
+            <w:tcW w:type="dxa" w:w="835"/>
+            <w:vAlign w:val="center"/>
+            <w:tcMar>
+              <w:top w:w="90" w:type="dxa"/>
+              <w:left w:w="120" w:type="dxa"/>
+              <w:bottom w:w="90" w:type="dxa"/>
+              <w:right w:w="120" w:type="dxa"/>
+            </w:tcMar>
+          </w:tcPr>
+          <w:p>
+            <w:pPr>
+              <w:spacing w:before="0" w:after="0" w:line="269" w:lineRule="auto"/>
+              <w:jc w:val="center"/>
+            </w:pPr>
+            <w:r/>
+            <w:r>
+              <w:rPr>
+                <w:rFonts w:ascii="Malgun Gothic" w:hAnsi="Malgun Gothic" w:eastAsia="Malgun Gothic"/>
+                <w:b w:val="0"/>
+                <w:i w:val="0"/>
+                <w:color w:val="1F2933"/>
+                <w:sz w:val="16"/>
+              </w:rPr>
+              <w:t>1370</w:t>
+            </w:r>
+          </w:p>
+        </w:tc>
+        <w:tc>
+          <w:tcPr>
+            <w:tcW w:type="dxa" w:w="4017"/>
+            <w:vAlign w:val="center"/>
+            <w:tcMar>
+              <w:top w:w="90" w:type="dxa"/>
+              <w:left w:w="120" w:type="dxa"/>
+              <w:bottom w:w="90" w:type="dxa"/>
+              <w:right w:w="120" w:type="dxa"/>
+            </w:tcMar>
+          </w:tcPr>
+          <w:p>
+            <w:pPr>
+              <w:spacing w:before="0" w:after="0" w:line="269" w:lineRule="auto"/>
+              <w:jc w:val="left"/>
+            </w:pPr>
+            <w:r/>
+            <w:r>
+              <w:rPr>
+                <w:rFonts w:ascii="Malgun Gothic" w:hAnsi="Malgun Gothic" w:eastAsia="Malgun Gothic"/>
+                <w:b w:val="0"/>
+                <w:i w:val="0"/>
+                <w:color w:val="1F2933"/>
+                <w:sz w:val="16"/>
+              </w:rPr>
+              <w:t>공동 서버 배포부</w:t>
+            </w:r>
+          </w:p>
+        </w:tc>
+        <w:tc>
+          <w:tcPr>
+            <w:tcW w:type="dxa" w:w="835"/>
+            <w:vAlign w:val="center"/>
+            <w:tcMar>
+              <w:top w:w="90" w:type="dxa"/>
+              <w:left w:w="120" w:type="dxa"/>
+              <w:bottom w:w="90" w:type="dxa"/>
+              <w:right w:w="120" w:type="dxa"/>
+            </w:tcMar>
+          </w:tcPr>
+          <w:p>
+            <w:pPr>
+              <w:spacing w:before="0" w:after="0" w:line="269" w:lineRule="auto"/>
+              <w:jc w:val="left"/>
+            </w:pPr>
+            <w:r/>
+            <w:r>
+              <w:rPr>
+                <w:rFonts w:ascii="Malgun Gothic" w:hAnsi="Malgun Gothic" w:eastAsia="Malgun Gothic"/>
+                <w:b w:val="0"/>
+                <w:i w:val="0"/>
+                <w:color w:val="1F2933"/>
+                <w:sz w:val="16"/>
+              </w:rPr>
+              <w:t>1410~1472</w:t>
+            </w:r>
+          </w:p>
+        </w:tc>
+        <w:tc>
+          <w:tcPr>
+            <w:tcW w:type="dxa" w:w="4017"/>
+            <w:vAlign w:val="center"/>
+            <w:tcMar>
+              <w:top w:w="90" w:type="dxa"/>
+              <w:left w:w="120" w:type="dxa"/>
+              <w:bottom w:w="90" w:type="dxa"/>
+              <w:right w:w="120" w:type="dxa"/>
+            </w:tcMar>
+          </w:tcPr>
+          <w:p>
+            <w:pPr>
+              <w:spacing w:before="0" w:after="0" w:line="269" w:lineRule="auto"/>
+              <w:jc w:val="left"/>
+            </w:pPr>
+            <w:r/>
+            <w:r>
+              <w:rPr>
+                <w:rFonts w:ascii="Malgun Gothic" w:hAnsi="Malgun Gothic" w:eastAsia="Malgun Gothic"/>
+                <w:b w:val="0"/>
+                <w:i w:val="0"/>
+                <w:color w:val="1F2933"/>
+                <w:sz w:val="16"/>
+              </w:rPr>
+              <w:t>업무영역별 라벨 정책 처리단계</w:t>
+            </w:r>
+          </w:p>
+        </w:tc>
+      </w:tr>
+      <w:tr>
+        <w:tc>
+          <w:tcPr>
+            <w:tcW w:type="dxa" w:w="835"/>
+            <w:shd w:fill="F7F9FA"/>
+            <w:vAlign w:val="center"/>
+            <w:tcMar>
+              <w:top w:w="90" w:type="dxa"/>
+              <w:left w:w="120" w:type="dxa"/>
+              <w:bottom w:w="90" w:type="dxa"/>
+              <w:right w:w="120" w:type="dxa"/>
+            </w:tcMar>
+          </w:tcPr>
+          <w:p>
+            <w:pPr>
+              <w:spacing w:before="0" w:after="0" w:line="269" w:lineRule="auto"/>
+              <w:jc w:val="center"/>
+            </w:pPr>
+            <w:r/>
+            <w:r>
+              <w:rPr>
+                <w:rFonts w:ascii="Malgun Gothic" w:hAnsi="Malgun Gothic" w:eastAsia="Malgun Gothic"/>
+                <w:b w:val="0"/>
+                <w:i w:val="0"/>
+                <w:color w:val="1F2933"/>
+                <w:sz w:val="16"/>
+              </w:rPr>
+              <w:t>1510</w:t>
+            </w:r>
+          </w:p>
+        </w:tc>
+        <w:tc>
+          <w:tcPr>
+            <w:tcW w:type="dxa" w:w="4017"/>
+            <w:shd w:fill="F7F9FA"/>
+            <w:vAlign w:val="center"/>
+            <w:tcMar>
+              <w:top w:w="90" w:type="dxa"/>
+              <w:left w:w="120" w:type="dxa"/>
+              <w:bottom w:w="90" w:type="dxa"/>
+              <w:right w:w="120" w:type="dxa"/>
+            </w:tcMar>
+          </w:tcPr>
+          <w:p>
+            <w:pPr>
+              <w:spacing w:before="0" w:after="0" w:line="269" w:lineRule="auto"/>
+              <w:jc w:val="left"/>
+            </w:pPr>
+            <w:r/>
+            <w:r>
+              <w:rPr>
+                <w:rFonts w:ascii="Malgun Gothic" w:hAnsi="Malgun Gothic" w:eastAsia="Malgun Gothic"/>
+                <w:b w:val="0"/>
+                <w:i w:val="0"/>
+                <w:color w:val="1F2933"/>
+                <w:sz w:val="16"/>
+              </w:rPr>
+              <w:t>표준화 원천</w:t>
+            </w:r>
+          </w:p>
+        </w:tc>
+        <w:tc>
+          <w:tcPr>
+            <w:tcW w:type="dxa" w:w="835"/>
+            <w:shd w:fill="F7F9FA"/>
+            <w:vAlign w:val="center"/>
+            <w:tcMar>
+              <w:top w:w="90" w:type="dxa"/>
+              <w:left w:w="120" w:type="dxa"/>
+              <w:bottom w:w="90" w:type="dxa"/>
+              <w:right w:w="120" w:type="dxa"/>
+            </w:tcMar>
+          </w:tcPr>
+          <w:p>
+            <w:pPr>
+              <w:spacing w:before="0" w:after="0" w:line="269" w:lineRule="auto"/>
+              <w:jc w:val="left"/>
+            </w:pPr>
+            <w:r/>
+            <w:r>
+              <w:rPr>
+                <w:rFonts w:ascii="Malgun Gothic" w:hAnsi="Malgun Gothic" w:eastAsia="Malgun Gothic"/>
+                <w:b w:val="0"/>
+                <w:i w:val="0"/>
+                <w:color w:val="1F2933"/>
+                <w:sz w:val="16"/>
+              </w:rPr>
+              <w:t>1520</w:t>
+            </w:r>
+          </w:p>
+        </w:tc>
+        <w:tc>
+          <w:tcPr>
+            <w:tcW w:type="dxa" w:w="4017"/>
+            <w:shd w:fill="F7F9FA"/>
+            <w:vAlign w:val="center"/>
+            <w:tcMar>
+              <w:top w:w="90" w:type="dxa"/>
+              <w:left w:w="120" w:type="dxa"/>
+              <w:bottom w:w="90" w:type="dxa"/>
+              <w:right w:w="120" w:type="dxa"/>
+            </w:tcMar>
+          </w:tcPr>
+          <w:p>
+            <w:pPr>
+              <w:spacing w:before="0" w:after="0" w:line="269" w:lineRule="auto"/>
+              <w:jc w:val="left"/>
+            </w:pPr>
+            <w:r/>
+            <w:r>
+              <w:rPr>
+                <w:rFonts w:ascii="Malgun Gothic" w:hAnsi="Malgun Gothic" w:eastAsia="Malgun Gothic"/>
+                <w:b w:val="0"/>
+                <w:i w:val="0"/>
+                <w:color w:val="1F2933"/>
+                <w:sz w:val="16"/>
+              </w:rPr>
+              <w:t>대상·업무영역 판정부</w:t>
+            </w:r>
+          </w:p>
+        </w:tc>
+      </w:tr>
+      <w:tr>
+        <w:tc>
+          <w:tcPr>
+            <w:tcW w:type="dxa" w:w="835"/>
+            <w:vAlign w:val="center"/>
+            <w:tcMar>
+              <w:top w:w="90" w:type="dxa"/>
+              <w:left w:w="120" w:type="dxa"/>
+              <w:bottom w:w="90" w:type="dxa"/>
+              <w:right w:w="120" w:type="dxa"/>
+            </w:tcMar>
+          </w:tcPr>
+          <w:p>
+            <w:pPr>
+              <w:spacing w:before="0" w:after="0" w:line="269" w:lineRule="auto"/>
+              <w:jc w:val="center"/>
+            </w:pPr>
+            <w:r/>
+            <w:r>
+              <w:rPr>
+                <w:rFonts w:ascii="Malgun Gothic" w:hAnsi="Malgun Gothic" w:eastAsia="Malgun Gothic"/>
+                <w:b w:val="0"/>
+                <w:i w:val="0"/>
+                <w:color w:val="1F2933"/>
+                <w:sz w:val="16"/>
+              </w:rPr>
+              <w:t>1531~1533</w:t>
+            </w:r>
+          </w:p>
+        </w:tc>
+        <w:tc>
+          <w:tcPr>
+            <w:tcW w:type="dxa" w:w="4017"/>
+            <w:vAlign w:val="center"/>
+            <w:tcMar>
+              <w:top w:w="90" w:type="dxa"/>
+              <w:left w:w="120" w:type="dxa"/>
+              <w:bottom w:w="90" w:type="dxa"/>
+              <w:right w:w="120" w:type="dxa"/>
+            </w:tcMar>
+          </w:tcPr>
+          <w:p>
+            <w:pPr>
+              <w:spacing w:before="0" w:after="0" w:line="269" w:lineRule="auto"/>
+              <w:jc w:val="left"/>
+            </w:pPr>
+            <w:r/>
+            <w:r>
+              <w:rPr>
+                <w:rFonts w:ascii="Malgun Gothic" w:hAnsi="Malgun Gothic" w:eastAsia="Malgun Gothic"/>
+                <w:b w:val="0"/>
+                <w:i w:val="0"/>
+                <w:color w:val="1F2933"/>
+                <w:sz w:val="16"/>
+              </w:rPr>
+              <w:t>라벨·목록·체크리스트 생성부</w:t>
+            </w:r>
+          </w:p>
+        </w:tc>
+        <w:tc>
+          <w:tcPr>
+            <w:tcW w:type="dxa" w:w="835"/>
+            <w:vAlign w:val="center"/>
+            <w:tcMar>
+              <w:top w:w="90" w:type="dxa"/>
+              <w:left w:w="120" w:type="dxa"/>
+              <w:bottom w:w="90" w:type="dxa"/>
+              <w:right w:w="120" w:type="dxa"/>
+            </w:tcMar>
+          </w:tcPr>
+          <w:p>
+            <w:pPr>
+              <w:spacing w:before="0" w:after="0" w:line="269" w:lineRule="auto"/>
+              <w:jc w:val="left"/>
+            </w:pPr>
+            <w:r/>
+            <w:r>
+              <w:rPr>
+                <w:rFonts w:ascii="Malgun Gothic" w:hAnsi="Malgun Gothic" w:eastAsia="Malgun Gothic"/>
+                <w:b w:val="0"/>
+                <w:i w:val="0"/>
+                <w:color w:val="1F2933"/>
+                <w:sz w:val="16"/>
+              </w:rPr>
+              <w:t>1540</w:t>
+            </w:r>
+          </w:p>
+        </w:tc>
+        <w:tc>
+          <w:tcPr>
+            <w:tcW w:type="dxa" w:w="4017"/>
+            <w:vAlign w:val="center"/>
+            <w:tcMar>
+              <w:top w:w="90" w:type="dxa"/>
+              <w:left w:w="120" w:type="dxa"/>
+              <w:bottom w:w="90" w:type="dxa"/>
+              <w:right w:w="120" w:type="dxa"/>
+            </w:tcMar>
+          </w:tcPr>
+          <w:p>
+            <w:pPr>
+              <w:spacing w:before="0" w:after="0" w:line="269" w:lineRule="auto"/>
+              <w:jc w:val="left"/>
+            </w:pPr>
+            <w:r/>
+            <w:r>
+              <w:rPr>
+                <w:rFonts w:ascii="Malgun Gothic" w:hAnsi="Malgun Gothic" w:eastAsia="Malgun Gothic"/>
+                <w:b w:val="0"/>
+                <w:i w:val="0"/>
+                <w:color w:val="1F2933"/>
+                <w:sz w:val="16"/>
+              </w:rPr>
+              <w:t>현장 확인·입력부</w:t>
+            </w:r>
+          </w:p>
+        </w:tc>
+      </w:tr>
+      <w:tr>
+        <w:tc>
+          <w:tcPr>
+            <w:tcW w:type="dxa" w:w="835"/>
+            <w:shd w:fill="F7F9FA"/>
+            <w:vAlign w:val="center"/>
+            <w:tcMar>
+              <w:top w:w="90" w:type="dxa"/>
+              <w:left w:w="120" w:type="dxa"/>
+              <w:bottom w:w="90" w:type="dxa"/>
+              <w:right w:w="120" w:type="dxa"/>
+            </w:tcMar>
+          </w:tcPr>
+          <w:p>
+            <w:pPr>
+              <w:spacing w:before="0" w:after="0" w:line="269" w:lineRule="auto"/>
+              <w:jc w:val="center"/>
+            </w:pPr>
+            <w:r/>
+            <w:r>
+              <w:rPr>
+                <w:rFonts w:ascii="Malgun Gothic" w:hAnsi="Malgun Gothic" w:eastAsia="Malgun Gothic"/>
+                <w:b w:val="0"/>
+                <w:i w:val="0"/>
+                <w:color w:val="1F2933"/>
+                <w:sz w:val="16"/>
+              </w:rPr>
+              <w:t>1550</w:t>
+            </w:r>
+          </w:p>
+        </w:tc>
+        <w:tc>
+          <w:tcPr>
+            <w:tcW w:type="dxa" w:w="4017"/>
+            <w:shd w:fill="F7F9FA"/>
+            <w:vAlign w:val="center"/>
+            <w:tcMar>
+              <w:top w:w="90" w:type="dxa"/>
+              <w:left w:w="120" w:type="dxa"/>
+              <w:bottom w:w="90" w:type="dxa"/>
+              <w:right w:w="120" w:type="dxa"/>
+            </w:tcMar>
+          </w:tcPr>
+          <w:p>
+            <w:pPr>
+              <w:spacing w:before="0" w:after="0" w:line="269" w:lineRule="auto"/>
+              <w:jc w:val="left"/>
+            </w:pPr>
+            <w:r/>
+            <w:r>
+              <w:rPr>
+                <w:rFonts w:ascii="Malgun Gothic" w:hAnsi="Malgun Gothic" w:eastAsia="Malgun Gothic"/>
+                <w:b w:val="0"/>
+                <w:i w:val="0"/>
+                <w:color w:val="1F2933"/>
+                <w:sz w:val="16"/>
+              </w:rPr>
+              <w:t>예외 산출부</w:t>
+            </w:r>
+          </w:p>
+        </w:tc>
+        <w:tc>
+          <w:tcPr>
+            <w:tcW w:type="dxa" w:w="835"/>
+            <w:shd w:fill="F7F9FA"/>
+            <w:vAlign w:val="center"/>
+            <w:tcMar>
+              <w:top w:w="90" w:type="dxa"/>
+              <w:left w:w="120" w:type="dxa"/>
+              <w:bottom w:w="90" w:type="dxa"/>
+              <w:right w:w="120" w:type="dxa"/>
+            </w:tcMar>
+          </w:tcPr>
+          <w:p>
+            <w:pPr>
+              <w:spacing w:before="0" w:after="0" w:line="269" w:lineRule="auto"/>
+              <w:jc w:val="left"/>
+            </w:pPr>
+            <w:r/>
+            <w:r>
+              <w:rPr>
+                <w:rFonts w:ascii="Malgun Gothic" w:hAnsi="Malgun Gothic" w:eastAsia="Malgun Gothic"/>
+                <w:b w:val="0"/>
+                <w:i w:val="0"/>
+                <w:color w:val="1F2933"/>
+                <w:sz w:val="16"/>
+              </w:rPr>
+              <w:t>1560</w:t>
+            </w:r>
+          </w:p>
+        </w:tc>
+        <w:tc>
+          <w:tcPr>
+            <w:tcW w:type="dxa" w:w="4017"/>
+            <w:shd w:fill="F7F9FA"/>
+            <w:vAlign w:val="center"/>
+            <w:tcMar>
+              <w:top w:w="90" w:type="dxa"/>
+              <w:left w:w="120" w:type="dxa"/>
+              <w:bottom w:w="90" w:type="dxa"/>
+              <w:right w:w="120" w:type="dxa"/>
+            </w:tcMar>
+          </w:tcPr>
+          <w:p>
+            <w:pPr>
+              <w:spacing w:before="0" w:after="0" w:line="269" w:lineRule="auto"/>
+              <w:jc w:val="left"/>
+            </w:pPr>
+            <w:r/>
+            <w:r>
+              <w:rPr>
+                <w:rFonts w:ascii="Malgun Gothic" w:hAnsi="Malgun Gothic" w:eastAsia="Malgun Gothic"/>
+                <w:b w:val="0"/>
+                <w:i w:val="0"/>
+                <w:color w:val="1F2933"/>
+                <w:sz w:val="16"/>
+              </w:rPr>
+              <w:t>점검 증빙 생성부</w:t>
+            </w:r>
+          </w:p>
+        </w:tc>
+      </w:tr>
+      <w:tr>
+        <w:tc>
+          <w:tcPr>
+            <w:tcW w:type="dxa" w:w="835"/>
+            <w:vAlign w:val="center"/>
+            <w:tcMar>
+              <w:top w:w="90" w:type="dxa"/>
+              <w:left w:w="120" w:type="dxa"/>
+              <w:bottom w:w="90" w:type="dxa"/>
+              <w:right w:w="120" w:type="dxa"/>
+            </w:tcMar>
+          </w:tcPr>
+          <w:p>
+            <w:pPr>
+              <w:spacing w:before="0" w:after="0" w:line="269" w:lineRule="auto"/>
+              <w:jc w:val="center"/>
+            </w:pPr>
+            <w:r/>
+            <w:r>
+              <w:rPr>
+                <w:rFonts w:ascii="Malgun Gothic" w:hAnsi="Malgun Gothic" w:eastAsia="Malgun Gothic"/>
+                <w:b w:val="0"/>
+                <w:i w:val="0"/>
+                <w:color w:val="1F2933"/>
+                <w:sz w:val="16"/>
+              </w:rPr>
+              <w:t>1570</w:t>
+            </w:r>
+          </w:p>
+        </w:tc>
+        <w:tc>
+          <w:tcPr>
+            <w:tcW w:type="dxa" w:w="4017"/>
+            <w:vAlign w:val="center"/>
+            <w:tcMar>
+              <w:top w:w="90" w:type="dxa"/>
+              <w:left w:w="120" w:type="dxa"/>
+              <w:bottom w:w="90" w:type="dxa"/>
+              <w:right w:w="120" w:type="dxa"/>
+            </w:tcMar>
+          </w:tcPr>
+          <w:p>
+            <w:pPr>
+              <w:spacing w:before="0" w:after="0" w:line="269" w:lineRule="auto"/>
+              <w:jc w:val="left"/>
+            </w:pPr>
+            <w:r/>
+            <w:r>
+              <w:rPr>
+                <w:rFonts w:ascii="Malgun Gothic" w:hAnsi="Malgun Gothic" w:eastAsia="Malgun Gothic"/>
+                <w:b w:val="0"/>
+                <w:i w:val="0"/>
+                <w:color w:val="1F2933"/>
+                <w:sz w:val="16"/>
+              </w:rPr>
+              <w:t>마스터·규칙 환류부</w:t>
+            </w:r>
+          </w:p>
+        </w:tc>
+        <w:tc>
+          <w:tcPr>
+            <w:tcW w:type="dxa" w:w="835"/>
+            <w:vAlign w:val="center"/>
+            <w:tcMar>
+              <w:top w:w="90" w:type="dxa"/>
+              <w:left w:w="120" w:type="dxa"/>
+              <w:bottom w:w="90" w:type="dxa"/>
+              <w:right w:w="120" w:type="dxa"/>
+            </w:tcMar>
+          </w:tcPr>
+          <w:p>
+            <w:pPr>
+              <w:spacing w:before="0" w:after="0" w:line="269" w:lineRule="auto"/>
+              <w:jc w:val="left"/>
+            </w:pPr>
+            <w:r/>
+            <w:r>
+              <w:rPr>
+                <w:rFonts w:ascii="Malgun Gothic" w:hAnsi="Malgun Gothic" w:eastAsia="Malgun Gothic"/>
+                <w:b w:val="0"/>
+                <w:i w:val="0"/>
+                <w:color w:val="1F2933"/>
+                <w:sz w:val="16"/>
+              </w:rPr>
+            </w:r>
+          </w:p>
+        </w:tc>
+        <w:tc>
+          <w:tcPr>
+            <w:tcW w:type="dxa" w:w="4017"/>
+            <w:vAlign w:val="center"/>
+            <w:tcMar>
+              <w:top w:w="90" w:type="dxa"/>
+              <w:left w:w="120" w:type="dxa"/>
+              <w:bottom w:w="90" w:type="dxa"/>
+              <w:right w:w="120" w:type="dxa"/>
+            </w:tcMar>
+          </w:tcPr>
+          <w:p>
+            <w:pPr>
+              <w:spacing w:before="0" w:after="0" w:line="269" w:lineRule="auto"/>
+              <w:jc w:val="left"/>
+            </w:pPr>
+            <w:r/>
+            <w:r>
+              <w:rPr>
+                <w:rFonts w:ascii="Malgun Gothic" w:hAnsi="Malgun Gothic" w:eastAsia="Malgun Gothic"/>
+                <w:b w:val="0"/>
+                <w:i w:val="0"/>
+                <w:color w:val="1F2933"/>
+                <w:sz w:val="16"/>
+              </w:rPr>
+            </w:r>
+          </w:p>
+        </w:tc>
+      </w:tr>
+      <w:tr>
+        <w:tc>
+          <w:tcPr>
+            <w:tcW w:type="dxa" w:w="835"/>
+            <w:shd w:fill="F7F9FA"/>
+            <w:vAlign w:val="center"/>
+            <w:tcMar>
+              <w:top w:w="90" w:type="dxa"/>
+              <w:left w:w="120" w:type="dxa"/>
+              <w:bottom w:w="90" w:type="dxa"/>
+              <w:right w:w="120" w:type="dxa"/>
+            </w:tcMar>
+          </w:tcPr>
+          <w:p>
+            <w:pPr>
+              <w:spacing w:before="0" w:after="0" w:line="269" w:lineRule="auto"/>
+              <w:jc w:val="center"/>
+            </w:pPr>
+            <w:r/>
+            <w:r>
+              <w:rPr>
+                <w:rFonts w:ascii="Malgun Gothic" w:hAnsi="Malgun Gothic" w:eastAsia="Malgun Gothic"/>
+                <w:b w:val="0"/>
+                <w:i w:val="0"/>
+                <w:color w:val="1F2933"/>
+                <w:sz w:val="16"/>
+              </w:rPr>
+              <w:t>1610</w:t>
+            </w:r>
+          </w:p>
+        </w:tc>
+        <w:tc>
+          <w:tcPr>
+            <w:tcW w:type="dxa" w:w="4017"/>
+            <w:shd w:fill="F7F9FA"/>
+            <w:vAlign w:val="center"/>
+            <w:tcMar>
+              <w:top w:w="90" w:type="dxa"/>
+              <w:left w:w="120" w:type="dxa"/>
+              <w:bottom w:w="90" w:type="dxa"/>
+              <w:right w:w="120" w:type="dxa"/>
+            </w:tcMar>
+          </w:tcPr>
+          <w:p>
+            <w:pPr>
+              <w:spacing w:before="0" w:after="0" w:line="269" w:lineRule="auto"/>
+              <w:jc w:val="left"/>
+            </w:pPr>
+            <w:r/>
+            <w:r>
+              <w:rPr>
+                <w:rFonts w:ascii="Malgun Gothic" w:hAnsi="Malgun Gothic" w:eastAsia="Malgun Gothic"/>
+                <w:b w:val="0"/>
+                <w:i w:val="0"/>
+                <w:color w:val="1F2933"/>
+                <w:sz w:val="16"/>
+              </w:rPr>
+              <w:t>병동 표준화 업무부</w:t>
+            </w:r>
+          </w:p>
+        </w:tc>
+        <w:tc>
+          <w:tcPr>
+            <w:tcW w:type="dxa" w:w="835"/>
+            <w:shd w:fill="F7F9FA"/>
+            <w:vAlign w:val="center"/>
+            <w:tcMar>
+              <w:top w:w="90" w:type="dxa"/>
+              <w:left w:w="120" w:type="dxa"/>
+              <w:bottom w:w="90" w:type="dxa"/>
+              <w:right w:w="120" w:type="dxa"/>
+            </w:tcMar>
+          </w:tcPr>
+          <w:p>
+            <w:pPr>
+              <w:spacing w:before="0" w:after="0" w:line="269" w:lineRule="auto"/>
+              <w:jc w:val="left"/>
+            </w:pPr>
+            <w:r/>
+            <w:r>
+              <w:rPr>
+                <w:rFonts w:ascii="Malgun Gothic" w:hAnsi="Malgun Gothic" w:eastAsia="Malgun Gothic"/>
+                <w:b w:val="0"/>
+                <w:i w:val="0"/>
+                <w:color w:val="1F2933"/>
+                <w:sz w:val="16"/>
+              </w:rPr>
+              <w:t>1620</w:t>
+            </w:r>
+          </w:p>
+        </w:tc>
+        <w:tc>
+          <w:tcPr>
+            <w:tcW w:type="dxa" w:w="4017"/>
+            <w:shd w:fill="F7F9FA"/>
+            <w:vAlign w:val="center"/>
+            <w:tcMar>
+              <w:top w:w="90" w:type="dxa"/>
+              <w:left w:w="120" w:type="dxa"/>
+              <w:bottom w:w="90" w:type="dxa"/>
+              <w:right w:w="120" w:type="dxa"/>
+            </w:tcMar>
+          </w:tcPr>
+          <w:p>
+            <w:pPr>
+              <w:spacing w:before="0" w:after="0" w:line="269" w:lineRule="auto"/>
+              <w:jc w:val="left"/>
+            </w:pPr>
+            <w:r/>
+            <w:r>
+              <w:rPr>
+                <w:rFonts w:ascii="Malgun Gothic" w:hAnsi="Malgun Gothic" w:eastAsia="Malgun Gothic"/>
+                <w:b w:val="0"/>
+                <w:i w:val="0"/>
+                <w:color w:val="1F2933"/>
+                <w:sz w:val="16"/>
+              </w:rPr>
+              <w:t>마약류 관리업무부</w:t>
+            </w:r>
+          </w:p>
+        </w:tc>
+      </w:tr>
+      <w:tr>
+        <w:tc>
+          <w:tcPr>
+            <w:tcW w:type="dxa" w:w="835"/>
+            <w:vAlign w:val="center"/>
+            <w:tcMar>
+              <w:top w:w="90" w:type="dxa"/>
+              <w:left w:w="120" w:type="dxa"/>
+              <w:bottom w:w="90" w:type="dxa"/>
+              <w:right w:w="120" w:type="dxa"/>
+            </w:tcMar>
+          </w:tcPr>
+          <w:p>
+            <w:pPr>
+              <w:spacing w:before="0" w:after="0" w:line="269" w:lineRule="auto"/>
+              <w:jc w:val="center"/>
+            </w:pPr>
+            <w:r/>
+            <w:r>
+              <w:rPr>
+                <w:rFonts w:ascii="Malgun Gothic" w:hAnsi="Malgun Gothic" w:eastAsia="Malgun Gothic"/>
+                <w:b w:val="0"/>
+                <w:i w:val="0"/>
+                <w:color w:val="1F2933"/>
+                <w:sz w:val="16"/>
+              </w:rPr>
+              <w:t>1630</w:t>
+            </w:r>
+          </w:p>
+        </w:tc>
+        <w:tc>
+          <w:tcPr>
+            <w:tcW w:type="dxa" w:w="4017"/>
+            <w:vAlign w:val="center"/>
+            <w:tcMar>
+              <w:top w:w="90" w:type="dxa"/>
+              <w:left w:w="120" w:type="dxa"/>
+              <w:bottom w:w="90" w:type="dxa"/>
+              <w:right w:w="120" w:type="dxa"/>
+            </w:tcMar>
+          </w:tcPr>
+          <w:p>
+            <w:pPr>
+              <w:spacing w:before="0" w:after="0" w:line="269" w:lineRule="auto"/>
+              <w:jc w:val="left"/>
+            </w:pPr>
+            <w:r/>
+            <w:r>
+              <w:rPr>
+                <w:rFonts w:ascii="Malgun Gothic" w:hAnsi="Malgun Gothic" w:eastAsia="Malgun Gothic"/>
+                <w:b w:val="0"/>
+                <w:i w:val="0"/>
+                <w:color w:val="1F2933"/>
+                <w:sz w:val="16"/>
+              </w:rPr>
+              <w:t>약제팀 라벨 작업실</w:t>
+            </w:r>
+          </w:p>
+        </w:tc>
+        <w:tc>
+          <w:tcPr>
+            <w:tcW w:type="dxa" w:w="835"/>
+            <w:vAlign w:val="center"/>
+            <w:tcMar>
+              <w:top w:w="90" w:type="dxa"/>
+              <w:left w:w="120" w:type="dxa"/>
+              <w:bottom w:w="90" w:type="dxa"/>
+              <w:right w:w="120" w:type="dxa"/>
+            </w:tcMar>
+          </w:tcPr>
+          <w:p>
+            <w:pPr>
+              <w:spacing w:before="0" w:after="0" w:line="269" w:lineRule="auto"/>
+              <w:jc w:val="left"/>
+            </w:pPr>
+            <w:r/>
+            <w:r>
+              <w:rPr>
+                <w:rFonts w:ascii="Malgun Gothic" w:hAnsi="Malgun Gothic" w:eastAsia="Malgun Gothic"/>
+                <w:b w:val="0"/>
+                <w:i w:val="0"/>
+                <w:color w:val="1F2933"/>
+                <w:sz w:val="16"/>
+              </w:rPr>
+              <w:t>1640</w:t>
+            </w:r>
+          </w:p>
+        </w:tc>
+        <w:tc>
+          <w:tcPr>
+            <w:tcW w:type="dxa" w:w="4017"/>
+            <w:vAlign w:val="center"/>
+            <w:tcMar>
+              <w:top w:w="90" w:type="dxa"/>
+              <w:left w:w="120" w:type="dxa"/>
+              <w:bottom w:w="90" w:type="dxa"/>
+              <w:right w:w="120" w:type="dxa"/>
+            </w:tcMar>
+          </w:tcPr>
+          <w:p>
+            <w:pPr>
+              <w:spacing w:before="0" w:after="0" w:line="269" w:lineRule="auto"/>
+              <w:jc w:val="left"/>
+            </w:pPr>
+            <w:r/>
+            <w:r>
+              <w:rPr>
+                <w:rFonts w:ascii="Malgun Gothic" w:hAnsi="Malgun Gothic" w:eastAsia="Malgun Gothic"/>
+                <w:b w:val="0"/>
+                <w:i w:val="0"/>
+                <w:color w:val="1F2933"/>
+                <w:sz w:val="16"/>
+              </w:rPr>
+              <w:t>통합 의약품 마스터</w:t>
+            </w:r>
+          </w:p>
+        </w:tc>
+      </w:tr>
+      <w:tr>
+        <w:tc>
+          <w:tcPr>
+            <w:tcW w:type="dxa" w:w="835"/>
+            <w:shd w:fill="F7F9FA"/>
+            <w:vAlign w:val="center"/>
+            <w:tcMar>
+              <w:top w:w="90" w:type="dxa"/>
+              <w:left w:w="120" w:type="dxa"/>
+              <w:bottom w:w="90" w:type="dxa"/>
+              <w:right w:w="120" w:type="dxa"/>
+            </w:tcMar>
+          </w:tcPr>
+          <w:p>
+            <w:pPr>
+              <w:spacing w:before="0" w:after="0" w:line="269" w:lineRule="auto"/>
+              <w:jc w:val="center"/>
+            </w:pPr>
+            <w:r/>
+            <w:r>
+              <w:rPr>
+                <w:rFonts w:ascii="Malgun Gothic" w:hAnsi="Malgun Gothic" w:eastAsia="Malgun Gothic"/>
+                <w:b w:val="0"/>
+                <w:i w:val="0"/>
+                <w:color w:val="1F2933"/>
+                <w:sz w:val="16"/>
+              </w:rPr>
+              <w:t>1650</w:t>
+            </w:r>
+          </w:p>
+        </w:tc>
+        <w:tc>
+          <w:tcPr>
+            <w:tcW w:type="dxa" w:w="4017"/>
+            <w:shd w:fill="F7F9FA"/>
+            <w:vAlign w:val="center"/>
+            <w:tcMar>
+              <w:top w:w="90" w:type="dxa"/>
+              <w:left w:w="120" w:type="dxa"/>
+              <w:bottom w:w="90" w:type="dxa"/>
+              <w:right w:w="120" w:type="dxa"/>
+            </w:tcMar>
+          </w:tcPr>
+          <w:p>
+            <w:pPr>
+              <w:spacing w:before="0" w:after="0" w:line="269" w:lineRule="auto"/>
+              <w:jc w:val="left"/>
+            </w:pPr>
+            <w:r/>
+            <w:r>
+              <w:rPr>
+                <w:rFonts w:ascii="Malgun Gothic" w:hAnsi="Malgun Gothic" w:eastAsia="Malgun Gothic"/>
+                <w:b w:val="0"/>
+                <w:i w:val="0"/>
+                <w:color w:val="1F2933"/>
+                <w:sz w:val="16"/>
+              </w:rPr>
+              <w:t>업무 규칙 처리부</w:t>
+            </w:r>
+          </w:p>
+        </w:tc>
+        <w:tc>
+          <w:tcPr>
+            <w:tcW w:type="dxa" w:w="835"/>
+            <w:shd w:fill="F7F9FA"/>
+            <w:vAlign w:val="center"/>
+            <w:tcMar>
+              <w:top w:w="90" w:type="dxa"/>
+              <w:left w:w="120" w:type="dxa"/>
+              <w:bottom w:w="90" w:type="dxa"/>
+              <w:right w:w="120" w:type="dxa"/>
+            </w:tcMar>
+          </w:tcPr>
+          <w:p>
+            <w:pPr>
+              <w:spacing w:before="0" w:after="0" w:line="269" w:lineRule="auto"/>
+              <w:jc w:val="left"/>
+            </w:pPr>
+            <w:r/>
+            <w:r>
+              <w:rPr>
+                <w:rFonts w:ascii="Malgun Gothic" w:hAnsi="Malgun Gothic" w:eastAsia="Malgun Gothic"/>
+                <w:b w:val="0"/>
+                <w:i w:val="0"/>
+                <w:color w:val="1F2933"/>
+                <w:sz w:val="16"/>
+              </w:rPr>
+              <w:t>1660</w:t>
+            </w:r>
+          </w:p>
+        </w:tc>
+        <w:tc>
+          <w:tcPr>
+            <w:tcW w:type="dxa" w:w="4017"/>
+            <w:shd w:fill="F7F9FA"/>
+            <w:vAlign w:val="center"/>
+            <w:tcMar>
+              <w:top w:w="90" w:type="dxa"/>
+              <w:left w:w="120" w:type="dxa"/>
+              <w:bottom w:w="90" w:type="dxa"/>
+              <w:right w:w="120" w:type="dxa"/>
+            </w:tcMar>
+          </w:tcPr>
+          <w:p>
+            <w:pPr>
+              <w:spacing w:before="0" w:after="0" w:line="269" w:lineRule="auto"/>
+              <w:jc w:val="left"/>
+            </w:pPr>
+            <w:r/>
+            <w:r>
+              <w:rPr>
+                <w:rFonts w:ascii="Malgun Gothic" w:hAnsi="Malgun Gothic" w:eastAsia="Malgun Gothic"/>
+                <w:b w:val="0"/>
+                <w:i w:val="0"/>
+                <w:color w:val="1F2933"/>
+                <w:sz w:val="16"/>
+              </w:rPr>
+              <w:t>공동 서버</w:t>
+            </w:r>
+          </w:p>
+        </w:tc>
+      </w:tr>
+      <w:tr>
+        <w:tc>
+          <w:tcPr>
+            <w:tcW w:type="dxa" w:w="835"/>
+            <w:vAlign w:val="center"/>
+            <w:tcMar>
+              <w:top w:w="90" w:type="dxa"/>
+              <w:left w:w="120" w:type="dxa"/>
+              <w:bottom w:w="90" w:type="dxa"/>
+              <w:right w:w="120" w:type="dxa"/>
+            </w:tcMar>
+          </w:tcPr>
+          <w:p>
+            <w:pPr>
+              <w:spacing w:before="0" w:after="0" w:line="269" w:lineRule="auto"/>
+              <w:jc w:val="center"/>
+            </w:pPr>
+            <w:r/>
+            <w:r>
+              <w:rPr>
+                <w:rFonts w:ascii="Malgun Gothic" w:hAnsi="Malgun Gothic" w:eastAsia="Malgun Gothic"/>
+                <w:b w:val="0"/>
+                <w:i w:val="0"/>
+                <w:color w:val="1F2933"/>
+                <w:sz w:val="16"/>
+              </w:rPr>
+              <w:t>1671~1674</w:t>
+            </w:r>
+          </w:p>
+        </w:tc>
+        <w:tc>
+          <w:tcPr>
+            <w:tcW w:type="dxa" w:w="4017"/>
+            <w:vAlign w:val="center"/>
+            <w:tcMar>
+              <w:top w:w="90" w:type="dxa"/>
+              <w:left w:w="120" w:type="dxa"/>
+              <w:bottom w:w="90" w:type="dxa"/>
+              <w:right w:w="120" w:type="dxa"/>
+            </w:tcMar>
+          </w:tcPr>
+          <w:p>
+            <w:pPr>
+              <w:spacing w:before="0" w:after="0" w:line="269" w:lineRule="auto"/>
+              <w:jc w:val="left"/>
+            </w:pPr>
+            <w:r/>
+            <w:r>
+              <w:rPr>
+                <w:rFonts w:ascii="Malgun Gothic" w:hAnsi="Malgun Gothic" w:eastAsia="Malgun Gothic"/>
+                <w:b w:val="0"/>
+                <w:i w:val="0"/>
+                <w:color w:val="1F2933"/>
+                <w:sz w:val="16"/>
+              </w:rPr>
+              <w:t>역할별 PC·모바일 뷰</w:t>
+            </w:r>
+          </w:p>
+        </w:tc>
+        <w:tc>
+          <w:tcPr>
+            <w:tcW w:type="dxa" w:w="835"/>
+            <w:vAlign w:val="center"/>
+            <w:tcMar>
+              <w:top w:w="90" w:type="dxa"/>
+              <w:left w:w="120" w:type="dxa"/>
+              <w:bottom w:w="90" w:type="dxa"/>
+              <w:right w:w="120" w:type="dxa"/>
+            </w:tcMar>
+          </w:tcPr>
+          <w:p>
+            <w:pPr>
+              <w:spacing w:before="0" w:after="0" w:line="269" w:lineRule="auto"/>
+              <w:jc w:val="left"/>
+            </w:pPr>
+            <w:r/>
+            <w:r>
+              <w:rPr>
+                <w:rFonts w:ascii="Malgun Gothic" w:hAnsi="Malgun Gothic" w:eastAsia="Malgun Gothic"/>
+                <w:b w:val="0"/>
+                <w:i w:val="0"/>
+                <w:color w:val="1F2933"/>
+                <w:sz w:val="16"/>
+              </w:rPr>
+            </w:r>
+          </w:p>
+        </w:tc>
+        <w:tc>
+          <w:tcPr>
+            <w:tcW w:type="dxa" w:w="4017"/>
+            <w:vAlign w:val="center"/>
+            <w:tcMar>
+              <w:top w:w="90" w:type="dxa"/>
+              <w:left w:w="120" w:type="dxa"/>
+              <w:bottom w:w="90" w:type="dxa"/>
+              <w:right w:w="120" w:type="dxa"/>
+            </w:tcMar>
+          </w:tcPr>
+          <w:p>
+            <w:pPr>
+              <w:spacing w:before="0" w:after="0" w:line="269" w:lineRule="auto"/>
+              <w:jc w:val="left"/>
+            </w:pPr>
+            <w:r/>
+            <w:r>
+              <w:rPr>
+                <w:rFonts w:ascii="Malgun Gothic" w:hAnsi="Malgun Gothic" w:eastAsia="Malgun Gothic"/>
+                <w:b w:val="0"/>
+                <w:i w:val="0"/>
+                <w:color w:val="1F2933"/>
+                <w:sz w:val="16"/>
+              </w:rPr>
+            </w:r>
+          </w:p>
+        </w:tc>
+      </w:tr>
     </w:tbl>
     <w:p>
       <w:r>
@@ -3306,7 +5765,7 @@
           <w:color w:val="1F2933"/>
           <w:sz w:val="21"/>
         </w:rPr>
-        <w:t>의약품 마스터 데이터를 저장하는 마스터 저장부; 상기 의약품 마스터 데이터에 대한 저장 명령을 신규 의약품 등록, 의약품 속성 변경, 의약품 분류 변경 또는 의약품 식별코드 변경 중 적어도 하나의 변경유형으로 판정하고 변경필드 집합을 생성하는 변경 검출·분류부; 의약품 식별코드를 참조하는 병동 비품목록, 마약류 롯트 관리목록, 응급카트 목록, 전체 의약품 목록, 라벨 마스터 및 라벨 출력정보 사이의 종속성 그래프를 저장하고, 상기 변경유형 및 변경필드 집합에 대응하여 영향받는 객체 집합을 산정하는 영향범위 산정부; 신규 의약품 등록인 경우 상기 영향받는 객체 집합에 대응하는 레코드를 삽입하고, 의약품 속성 변경 또는 의약품 분류 변경인 경우 상기 영향받는 객체 집합의 필드 또는 목록소속을 갱신하며, 의약품 식별코드 변경인 경우 구 식별코드와 신 식별코드의 매핑에 따라 상기 영향받는 객체 집합의 참조키를 상기 신 식별코드로 전환하는 자동 전파 처리부; 변경된 의약품 속성 또는 의약품 분류에 따라 라벨 규칙을 재평가하여 상기 라벨 마스터 또는 라벨 출력정보를 갱신하는 라벨 처리부; 및 상기 영향받는 객체 집합의 참조무결성을 검증하고, 검증에 성공한 변경을 하나의 버전으로 공동 서버에 커밋하는 트랜잭션·검증부를 포함하는 병원 약제 업무 통합 시스템.</w:t>
+        <w:t>약제팀 보유약품목록 스프레드시트의 행 변경 집합을 의약품 마스터 데이터에 반영하고 앱에서 승인된 신규 또는 수정 데이터를 상기 스프레드시트에 기록하는 원천 동기화부; 실 식별자, 의약품 식별코드, 기준수량 및 비품약 또는 마약류 구분을 포함하는 단일 배정 명령을 수신하여 방-의약품 배치관계를 생성하는 실 배정 처리부; 상기 배치관계를 공통 생성원인으로 하여 전체 의약품목록의 등록상태, 해당 실 약품목록 및 해당 실 라벨 대상을 생성하고, 상기 의약품이 마약류 또는 향정신성의약품이면 해당 실의 롯트 입력키를 추가 생성하는 배정 연동부; 상기 의약품 마스터 데이터에 대한 저장 명령을 신규 의약품 등록, 의약품 속성 변경, 의약품 분류 변경 또는 의약품 식별코드 변경 중 적어도 하나의 변경유형으로 판정하고 변경필드 집합을 생성하는 변경 검출·분류부; 의약품 식별코드를 참조하는 병동 비품목록, 마약류 롯트 관리목록, 응급카트 목록, 전체 의약품 목록, 라벨 마스터 및 라벨 출력정보 사이의 종속성 그래프를 저장하고 상기 변경유형 및 변경필드 집합에 대응하여 영향받는 객체 집합을 산정하는 영향범위 산정부; 상기 변경유형에 따라 상기 영향받는 객체 집합의 레코드·필드·목록소속 또는 참조키를 삽입·갱신·전환하는 자동 전파 처리부; 약품코드·명칭·규격·보관조건 및 공통 주의정보를 포함하는 공통 라벨 필드와 병동용 및 약제팀용 개별 라벨 필드를 구분하고 충돌 우선순위에 따라 병동용 라벨과 약제팀용 라벨을 공동 또는 선택적으로 갱신하는 업무영역별 라벨 정책부; 비품약, 응급카트, 마약류, 일반수액 또는 처치청구약의 업무영역별 표준 라벨과 점검 체크리스트를 생성하고 현장 점검결과로부터 예외 및 점검 증빙자료를 생성하는 표준화·점검 폐루프 처리부; 및 상기 배정 명령 또는 상기 영향받는 객체 집합의 참조무결성을 검증하고 검증에 성공한 배정 또는 변경을 하나의 버전으로 공동 서버에 커밋하는 트랜잭션·검증부를 포함하는 병원 약제 업무 통합 시스템.</w:t>
       </w:r>
     </w:p>
     <w:p>
@@ -3678,7 +6137,7 @@
           <w:color w:val="1F2933"/>
           <w:sz w:val="21"/>
         </w:rPr>
-        <w:t>컴퓨터가 수행하는 병원 약제 업무 데이터 처리방법에 있어서, 의약품 마스터 저장 명령을 신규 의약품 등록, 의약품 속성 변경, 의약품 분류 변경 또는 의약품 식별코드 변경 중 적어도 하나로 판정하고 변경필드 집합을 생성하는 단계; 의약품 식별코드를 참조하는 병동 비품목록, 마약류 롯트 관리목록, 응급카트 목록, 전체 의약품 목록, 라벨 마스터 및 라벨 출력정보 사이의 종속성 그래프를 이용하여 영향받는 객체 집합을 산정하는 단계; 상기 변경유형에 따라 상기 영향받는 객체 집합에 레코드를 삽입하거나 필드 또는 목록소속을 갱신하거나, 구 식별코드의 참조키를 신 식별코드로 전환하는 단계; 변경된 의약품 속성 또는 의약품 분류에 따라 라벨 규칙을 재평가하는 단계; 상기 영향받는 객체 집합의 참조무결성을 검증하는 단계; 및 검증에 성공한 변경을 하나의 버전으로 공동 서버에 커밋하고 역할별 권한이 적용된 개인용 컴퓨터 또는 모바일 단말에 전달하는 단계를 포함하는 병원 약제 업무 데이터 처리방법.</w:t>
+        <w:t>청구항 1에 있어서, 상기 실 배정 처리부는 배정 식별자를 포함하는 상기 단일 배정 명령에 따라 방 식별자와 의약품 식별코드 및 기준수량을 복합키로 하는 배치관계를 멱등 upsert하고, 상기 배정 연동부는 전체 의약품목록, 해당 실 약품목록 및 해당 실 라벨 대상을 동일 배정 식별자와 버전으로 생성하는 병원 약제 업무 통합 시스템.</w:t>
       </w:r>
     </w:p>
     <w:p>
@@ -3709,7 +6168,7 @@
           <w:color w:val="1F2933"/>
           <w:sz w:val="21"/>
         </w:rPr>
-        <w:t>청구항 13에 있어서, 의약품 식별코드 변경 시 구 식별코드와 신 식별코드의 매핑을 생성하고, 병동 배치수량, 마약류 롯트, 점검상태, 라벨 마스터, 라벨 편집본 및 변경이력의 참조키를 하나의 변경 단위에서 전환하는 병원 약제 업무 데이터 처리방법.</w:t>
+        <w:t>청구항 13에 있어서, 상기 의약품이 마약류 또는 향정신성의약품인 경우 상기 배정 연동부는 보관장소 식별자, 의약품 식별코드 및 롯트번호를 포함하는 롯트 입력키와 해당 실의 마약류 점검대상을 추가 생성하고, 상기 트랜잭션·검증부는 상기 배치관계, 해당 실 약품목록, 해당 실 라벨 대상 또는 롯트 입력키 중 어느 하나의 생성이 실패하면 상기 배정 명령에 따른 변경 전체를 롤백하는 병원 약제 업무 통합 시스템.</w:t>
       </w:r>
     </w:p>
     <w:p>
@@ -3740,7 +6199,7 @@
           <w:color w:val="1F2933"/>
           <w:sz w:val="21"/>
         </w:rPr>
-        <w:t>청구항 13에 있어서, 변경필드 집합과 종속성 그래프를 이용해 영향받는 객체만 증분 갱신하고, 영향받는 객체 중 적어도 하나의 갱신이 실패하면 상기 저장 명령에 따른 변경을 이전 버전으로 롤백하는 병원 약제 업무 데이터 처리방법.</w:t>
+        <w:t>청구항 1에 있어서, 상기 원천 동기화부는 상기 약제팀 보유약품목록 스프레드시트의 이전 유효버전과 수신버전을 비교하여 추가행, 삭제표시행 및 변경필드를 포함하는 행 변경 집합을 산출하고, 스프레드시트에서 발생한 변경과 앱에서 발생한 변경에 동일 변경 식별자와 원본버전을 부여하여 재수신된 변경에 의한 중복 행 생성을 방지하는 병원 약제 업무 통합 시스템.</w:t>
       </w:r>
     </w:p>
     <w:p>
@@ -3771,7 +6230,7 @@
           <w:color w:val="1F2933"/>
           <w:sz w:val="21"/>
         </w:rPr>
-        <w:t>청구항 13에 있어서, 사용자 또는 단말의 역할을 판정하고, 상기 역할에 대응하는 허용 쓰기필드로 제한된 패치만 상기 레코드 삽입, 필드 갱신 또는 참조키 전환에 적용하는 병원 약제 업무 데이터 처리방법.</w:t>
+        <w:t>청구항 1에 있어서, 상기 업무영역별 라벨 정책부는 안전 관련 공통 라벨 필드에는 최신 의약품 마스터 값을 우선 적용하고, 병동용 라벨의 실명·기준수량·배치위치·점검용 표시와 약제팀용 라벨의 조제용 라벨유형·규격·구획·수동 편집본은 업무영역별 개별 필드로 보존하는 병원 약제 업무 통합 시스템.</w:t>
       </w:r>
     </w:p>
     <w:p>
@@ -3802,7 +6261,7 @@
           <w:color w:val="1F2933"/>
           <w:sz w:val="21"/>
         </w:rPr>
-        <w:t>청구항 13에 있어서, 기준 해시를 이용하여 개인용 컴퓨터 또는 모바일 단말과 공동 서버 사이의 동기화 충돌을 검출하고, 충돌 병합 시 업무객체별 식별키에 따라 서로 다른 병합규칙을 적용하는 병원 약제 업무 데이터 처리방법.</w:t>
+        <w:t>청구항 1에 있어서, 상기 표준화·점검 폐루프 처리부는 일반 병동과 신생아집중치료실의 응급카트 목록을 구분하고, 마약류에는 롯트와 저장시설 점검항목을 포함하며, 현장 입력된 수량·용량·유효기간·보관·라벨부착·구성일치 및 사유에 따라 예외를 산출하여 병동별 현황, 순회점검 결과 및 PDF 증빙자료를 생성하는 병원 약제 업무 통합 시스템.</w:t>
       </w:r>
     </w:p>
     <w:p>
@@ -3833,7 +6292,162 @@
           <w:color w:val="1F2933"/>
           <w:sz w:val="21"/>
         </w:rPr>
-        <w:t>청구항 13 내지 청구항 17 중 어느 한 항의 방법을 컴퓨터에서 실행시키기 위한 명령어가 기록된 컴퓨터 판독가능 기록매체.</w:t>
+        <w:t>컴퓨터가 수행하는 병원 약제 업무 데이터 처리방법에 있어서, 약제팀 보유약품목록 스프레드시트의 행 변경 집합을 의약품 마스터에 반영하고 앱에서 승인된 변경을 상기 스프레드시트에 기록하는 단계; 실 식별자, 의약품 식별코드, 기준수량 및 비품약 또는 마약류 구분을 포함하는 단일 배정 명령으로 방-의약품 배치관계를 생성하는 단계; 상기 배치관계를 공통 생성원인으로 하여 전체 의약품목록, 해당 실 약품목록, 해당 실 라벨 대상 및 마약류인 경우 해당 실의 롯트 입력키를 생성하는 단계; 의약품 마스터 저장 명령의 변경유형과 변경필드 집합을 판정하고 종속성 그래프로 영향받는 객체 집합을 산정하여 레코드·필드·목록소속 또는 참조키를 삽입·갱신·전환하는 단계; 공통 라벨 필드와 병동용·약제팀용 개별 라벨 필드를 구분하여 병동용 및 약제팀용 라벨을 공동 또는 선택적으로 갱신하는 단계; 업무영역별 표준 라벨과 점검 체크리스트를 생성하고 현장 점검결과로부터 예외 및 점검 증빙자료를 생성하는 단계; 상기 배정 또는 변경의 참조무결성을 검증하는 단계; 및 검증에 성공한 배정 또는 변경을 하나의 버전으로 공동 서버에 커밋하고 역할별 개인용 컴퓨터 또는 모바일 단말에 전달하는 단계를 포함하는 병원 약제 업무 데이터 처리방법.</w:t>
+      </w:r>
+    </w:p>
+    <w:p>
+      <w:pPr>
+        <w:keepNext/>
+        <w:spacing w:before="140" w:after="60"/>
+      </w:pPr>
+      <w:r>
+        <w:rPr>
+          <w:rFonts w:ascii="Malgun Gothic" w:hAnsi="Malgun Gothic" w:eastAsia="Malgun Gothic"/>
+          <w:b/>
+          <w:i w:val="0"/>
+          <w:color w:val="000000"/>
+          <w:sz w:val="21"/>
+        </w:rPr>
+        <w:t>【청구항 19】</w:t>
+      </w:r>
+    </w:p>
+    <w:p>
+      <w:pPr>
+        <w:keepLines w:val="0"/>
+      </w:pPr>
+      <w:r>
+        <w:rPr>
+          <w:rFonts w:ascii="Malgun Gothic" w:hAnsi="Malgun Gothic" w:eastAsia="Malgun Gothic"/>
+          <w:b w:val="0"/>
+          <w:i w:val="0"/>
+          <w:color w:val="1F2933"/>
+          <w:sz w:val="21"/>
+        </w:rPr>
+        <w:t>청구항 18에 있어서, 의약품 식별코드 변경 시 구 식별코드와 신 식별코드의 매핑을 생성하고, 병동 배치수량, 마약류 롯트, 점검상태, 라벨 마스터, 라벨 편집본 및 변경이력의 참조키를 하나의 변경 단위에서 전환하는 병원 약제 업무 데이터 처리방법.</w:t>
+      </w:r>
+    </w:p>
+    <w:p>
+      <w:pPr>
+        <w:keepNext/>
+        <w:spacing w:before="140" w:after="60"/>
+      </w:pPr>
+      <w:r>
+        <w:rPr>
+          <w:rFonts w:ascii="Malgun Gothic" w:hAnsi="Malgun Gothic" w:eastAsia="Malgun Gothic"/>
+          <w:b/>
+          <w:i w:val="0"/>
+          <w:color w:val="000000"/>
+          <w:sz w:val="21"/>
+        </w:rPr>
+        <w:t>【청구항 20】</w:t>
+      </w:r>
+    </w:p>
+    <w:p>
+      <w:pPr>
+        <w:keepLines w:val="0"/>
+      </w:pPr>
+      <w:r>
+        <w:rPr>
+          <w:rFonts w:ascii="Malgun Gothic" w:hAnsi="Malgun Gothic" w:eastAsia="Malgun Gothic"/>
+          <w:b w:val="0"/>
+          <w:i w:val="0"/>
+          <w:color w:val="1F2933"/>
+          <w:sz w:val="21"/>
+        </w:rPr>
+        <w:t>청구항 18에 있어서, 변경필드 집합과 종속성 그래프를 이용해 영향받는 객체만 증분 갱신하고, 영향받는 객체 중 적어도 하나의 갱신이 실패하면 상기 저장 명령에 따른 변경을 이전 버전으로 롤백하는 병원 약제 업무 데이터 처리방법.</w:t>
+      </w:r>
+    </w:p>
+    <w:p>
+      <w:pPr>
+        <w:keepNext/>
+        <w:spacing w:before="140" w:after="60"/>
+      </w:pPr>
+      <w:r>
+        <w:rPr>
+          <w:rFonts w:ascii="Malgun Gothic" w:hAnsi="Malgun Gothic" w:eastAsia="Malgun Gothic"/>
+          <w:b/>
+          <w:i w:val="0"/>
+          <w:color w:val="000000"/>
+          <w:sz w:val="21"/>
+        </w:rPr>
+        <w:t>【청구항 21】</w:t>
+      </w:r>
+    </w:p>
+    <w:p>
+      <w:pPr>
+        <w:keepLines w:val="0"/>
+      </w:pPr>
+      <w:r>
+        <w:rPr>
+          <w:rFonts w:ascii="Malgun Gothic" w:hAnsi="Malgun Gothic" w:eastAsia="Malgun Gothic"/>
+          <w:b w:val="0"/>
+          <w:i w:val="0"/>
+          <w:color w:val="1F2933"/>
+          <w:sz w:val="21"/>
+        </w:rPr>
+        <w:t>청구항 18에 있어서, 사용자 또는 단말의 역할을 판정하고, 상기 역할에 대응하는 허용 쓰기필드로 제한된 패치만 상기 배치관계 생성, 레코드 삽입, 필드 갱신 또는 참조키 전환에 적용하는 병원 약제 업무 데이터 처리방법.</w:t>
+      </w:r>
+    </w:p>
+    <w:p>
+      <w:pPr>
+        <w:keepNext/>
+        <w:spacing w:before="140" w:after="60"/>
+      </w:pPr>
+      <w:r>
+        <w:rPr>
+          <w:rFonts w:ascii="Malgun Gothic" w:hAnsi="Malgun Gothic" w:eastAsia="Malgun Gothic"/>
+          <w:b/>
+          <w:i w:val="0"/>
+          <w:color w:val="000000"/>
+          <w:sz w:val="21"/>
+        </w:rPr>
+        <w:t>【청구항 22】</w:t>
+      </w:r>
+    </w:p>
+    <w:p>
+      <w:pPr>
+        <w:keepLines w:val="0"/>
+      </w:pPr>
+      <w:r>
+        <w:rPr>
+          <w:rFonts w:ascii="Malgun Gothic" w:hAnsi="Malgun Gothic" w:eastAsia="Malgun Gothic"/>
+          <w:b w:val="0"/>
+          <w:i w:val="0"/>
+          <w:color w:val="1F2933"/>
+          <w:sz w:val="21"/>
+        </w:rPr>
+        <w:t>청구항 18에 있어서, 기준 해시를 이용하여 개인용 컴퓨터 또는 모바일 단말과 공동 서버 사이의 동기화 충돌을 검출하고, 충돌 병합 시 업무객체별 식별키에 따라 서로 다른 병합규칙을 적용하는 병원 약제 업무 데이터 처리방법.</w:t>
+      </w:r>
+    </w:p>
+    <w:p>
+      <w:pPr>
+        <w:keepNext/>
+        <w:spacing w:before="140" w:after="60"/>
+      </w:pPr>
+      <w:r>
+        <w:rPr>
+          <w:rFonts w:ascii="Malgun Gothic" w:hAnsi="Malgun Gothic" w:eastAsia="Malgun Gothic"/>
+          <w:b/>
+          <w:i w:val="0"/>
+          <w:color w:val="000000"/>
+          <w:sz w:val="21"/>
+        </w:rPr>
+        <w:t>【청구항 23】</w:t>
+      </w:r>
+    </w:p>
+    <w:p>
+      <w:pPr>
+        <w:keepLines w:val="0"/>
+      </w:pPr>
+      <w:r>
+        <w:rPr>
+          <w:rFonts w:ascii="Malgun Gothic" w:hAnsi="Malgun Gothic" w:eastAsia="Malgun Gothic"/>
+          <w:b w:val="0"/>
+          <w:i w:val="0"/>
+          <w:color w:val="1F2933"/>
+          <w:sz w:val="21"/>
+        </w:rPr>
+        <w:t>청구항 18 내지 청구항 22 중 어느 한 항의 방법을 컴퓨터에서 실행시키기 위한 명령어가 기록된 컴퓨터 판독가능 기록매체.</w:t>
       </w:r>
     </w:p>
     <w:p>
@@ -3884,7 +6498,7 @@
           <w:color w:val="1F2933"/>
           <w:sz w:val="21"/>
         </w:rPr>
-        <w:t>본 발명은 의약품 마스터의 변경을 병원 약제 업무 데이터에 자동 전파하는 통합 시스템 및 방법에 관한 것이다. 시스템은 마스터 저장 명령을 신규, 속성 변경, 분류 변경 또는 식별코드 변경으로 판정하고, 종속성 그래프로 병동 비품목록, 마약류 롯트 관리목록, 응급카트 목록, 전체 의약품 목록, 라벨 마스터 및 라벨 출력정보 중 영향받는 객체를 산정한다. 변경유형에 따라 레코드를 멱등 삽입·갱신하거나 구 식별코드의 배치·롯트·점검·라벨·이력 참조를 신 식별코드로 전환하고 라벨 규칙을 재평가한다. 변경은 참조무결성 검증을 통과한 경우 하나의 새 버전으로 공동 서버에 커밋되며, 역할별 권한이 적용된 개인용 컴퓨터와 모바일 단말에 동기화된다. 이에 따라 계속 변동하는 의약품 정보의 중복입력과 목록·라벨 간 불일치를 줄이고 변경을 신속하게 실무에 반영할 수 있다.</w:t>
+        <w:t>본 발명은 약제팀 보유약품목록 스프레드시트를 단일 운영 원천으로 사용하여 의약품 마스터 변경과 실 배정을 병원 약제 업무 데이터에 자동 전파하는 시스템 및 방법에 관한 것이다. 시스템은 스프레드시트의 행 변경과 앱 승인 변경을 양방향 반영하고, 실·의약품·기준수량의 1회 배정으로 전체 의약품목록, 실별 약품목록, 실별 라벨 및 마약류 롯트 입력키를 생성한다. 종속성 그래프로 변경 영향객체를 산정하고, 공통 안전필드와 병동용·약제팀용 개별 필드를 구분하여 두 라벨을 공동 또는 선택적으로 갱신한다. 업무영역별 표준 라벨과 체크리스트, 현장 입력의 예외 및 점검 증빙자료도 같은 마스터와 상태에서 생성한다. 검증된 결과는 하나의 버전으로 공동 서버에 커밋되어 역할별 PC와 모바일에 동기화된다.</w:t>
       </w:r>
     </w:p>
     <w:p>
@@ -4541,6 +7155,372 @@
           <w:sz w:val="17"/>
         </w:rPr>
         <w:t>도 10</w:t>
+      </w:r>
+    </w:p>
+    <w:p>
+      <w:r>
+        <w:br w:type="page"/>
+      </w:r>
+    </w:p>
+    <w:p>
+      <w:pPr>
+        <w:keepNext/>
+        <w:jc w:val="center"/>
+      </w:pPr>
+      <w:r>
+        <w:drawing>
+          <wp:inline xmlns:a="http://schemas.openxmlformats.org/drawingml/2006/main" xmlns:pic="http://schemas.openxmlformats.org/drawingml/2006/picture">
+            <wp:extent cx="5806440" cy="3483864"/>
+            <wp:docPr id="11" name="Picture 11" descr="도 11" title="도 11"/>
+            <wp:cNvGraphicFramePr>
+              <a:graphicFrameLocks noChangeAspect="1"/>
+            </wp:cNvGraphicFramePr>
+            <a:graphic>
+              <a:graphicData uri="http://schemas.openxmlformats.org/drawingml/2006/picture">
+                <pic:pic>
+                  <pic:nvPicPr>
+                    <pic:cNvPr id="0" name="fig11_room_assignment_block.png"/>
+                    <pic:cNvPicPr/>
+                  </pic:nvPicPr>
+                  <pic:blipFill>
+                    <a:blip r:embed="rId21"/>
+                    <a:stretch>
+                      <a:fillRect/>
+                    </a:stretch>
+                  </pic:blipFill>
+                  <pic:spPr>
+                    <a:xfrm>
+                      <a:off x="0" y="0"/>
+                      <a:ext cx="5806440" cy="3483864"/>
+                    </a:xfrm>
+                    <a:prstGeom prst="rect"/>
+                  </pic:spPr>
+                </pic:pic>
+              </a:graphicData>
+            </a:graphic>
+          </wp:inline>
+        </w:drawing>
+      </w:r>
+    </w:p>
+    <w:p>
+      <w:pPr>
+        <w:pStyle w:val="Caption"/>
+        <w:jc w:val="center"/>
+      </w:pPr>
+      <w:r>
+        <w:rPr>
+          <w:rFonts w:ascii="Malgun Gothic" w:hAnsi="Malgun Gothic" w:eastAsia="Malgun Gothic"/>
+          <w:b w:val="0"/>
+          <w:i w:val="0"/>
+          <w:color w:val="5B6570"/>
+          <w:sz w:val="17"/>
+        </w:rPr>
+        <w:t>도 11</w:t>
+      </w:r>
+    </w:p>
+    <w:p>
+      <w:r>
+        <w:br w:type="page"/>
+      </w:r>
+    </w:p>
+    <w:p>
+      <w:pPr>
+        <w:keepNext/>
+        <w:jc w:val="center"/>
+      </w:pPr>
+      <w:r>
+        <w:drawing>
+          <wp:inline xmlns:a="http://schemas.openxmlformats.org/drawingml/2006/main" xmlns:pic="http://schemas.openxmlformats.org/drawingml/2006/picture">
+            <wp:extent cx="5166360" cy="5655805"/>
+            <wp:docPr id="12" name="Picture 12" descr="도 12" title="도 12"/>
+            <wp:cNvGraphicFramePr>
+              <a:graphicFrameLocks noChangeAspect="1"/>
+            </wp:cNvGraphicFramePr>
+            <a:graphic>
+              <a:graphicData uri="http://schemas.openxmlformats.org/drawingml/2006/picture">
+                <pic:pic>
+                  <pic:nvPicPr>
+                    <pic:cNvPr id="0" name="fig12_room_assignment_flow.png"/>
+                    <pic:cNvPicPr/>
+                  </pic:nvPicPr>
+                  <pic:blipFill>
+                    <a:blip r:embed="rId22"/>
+                    <a:stretch>
+                      <a:fillRect/>
+                    </a:stretch>
+                  </pic:blipFill>
+                  <pic:spPr>
+                    <a:xfrm>
+                      <a:off x="0" y="0"/>
+                      <a:ext cx="5166360" cy="5655805"/>
+                    </a:xfrm>
+                    <a:prstGeom prst="rect"/>
+                  </pic:spPr>
+                </pic:pic>
+              </a:graphicData>
+            </a:graphic>
+          </wp:inline>
+        </w:drawing>
+      </w:r>
+    </w:p>
+    <w:p>
+      <w:pPr>
+        <w:pStyle w:val="Caption"/>
+        <w:jc w:val="center"/>
+      </w:pPr>
+      <w:r>
+        <w:rPr>
+          <w:rFonts w:ascii="Malgun Gothic" w:hAnsi="Malgun Gothic" w:eastAsia="Malgun Gothic"/>
+          <w:b w:val="0"/>
+          <w:i w:val="0"/>
+          <w:color w:val="5B6570"/>
+          <w:sz w:val="17"/>
+        </w:rPr>
+        <w:t>도 12</w:t>
+      </w:r>
+    </w:p>
+    <w:p>
+      <w:r>
+        <w:br w:type="page"/>
+      </w:r>
+    </w:p>
+    <w:p>
+      <w:pPr>
+        <w:keepNext/>
+        <w:jc w:val="center"/>
+      </w:pPr>
+      <w:r>
+        <w:drawing>
+          <wp:inline xmlns:a="http://schemas.openxmlformats.org/drawingml/2006/main" xmlns:pic="http://schemas.openxmlformats.org/drawingml/2006/picture">
+            <wp:extent cx="5806440" cy="3580638"/>
+            <wp:docPr id="13" name="Picture 13" descr="도 13" title="도 13"/>
+            <wp:cNvGraphicFramePr>
+              <a:graphicFrameLocks noChangeAspect="1"/>
+            </wp:cNvGraphicFramePr>
+            <a:graphic>
+              <a:graphicData uri="http://schemas.openxmlformats.org/drawingml/2006/picture">
+                <pic:pic>
+                  <pic:nvPicPr>
+                    <pic:cNvPr id="0" name="fig13_pharmacy_excel_propagation.png"/>
+                    <pic:cNvPicPr/>
+                  </pic:nvPicPr>
+                  <pic:blipFill>
+                    <a:blip r:embed="rId23"/>
+                    <a:stretch>
+                      <a:fillRect/>
+                    </a:stretch>
+                  </pic:blipFill>
+                  <pic:spPr>
+                    <a:xfrm>
+                      <a:off x="0" y="0"/>
+                      <a:ext cx="5806440" cy="3580638"/>
+                    </a:xfrm>
+                    <a:prstGeom prst="rect"/>
+                  </pic:spPr>
+                </pic:pic>
+              </a:graphicData>
+            </a:graphic>
+          </wp:inline>
+        </w:drawing>
+      </w:r>
+    </w:p>
+    <w:p>
+      <w:pPr>
+        <w:pStyle w:val="Caption"/>
+        <w:jc w:val="center"/>
+      </w:pPr>
+      <w:r>
+        <w:rPr>
+          <w:rFonts w:ascii="Malgun Gothic" w:hAnsi="Malgun Gothic" w:eastAsia="Malgun Gothic"/>
+          <w:b w:val="0"/>
+          <w:i w:val="0"/>
+          <w:color w:val="5B6570"/>
+          <w:sz w:val="17"/>
+        </w:rPr>
+        <w:t>도 13</w:t>
+      </w:r>
+    </w:p>
+    <w:p>
+      <w:r>
+        <w:br w:type="page"/>
+      </w:r>
+    </w:p>
+    <w:p>
+      <w:pPr>
+        <w:keepNext/>
+        <w:jc w:val="center"/>
+      </w:pPr>
+      <w:r>
+        <w:drawing>
+          <wp:inline xmlns:a="http://schemas.openxmlformats.org/drawingml/2006/main" xmlns:pic="http://schemas.openxmlformats.org/drawingml/2006/picture">
+            <wp:extent cx="5166360" cy="5655805"/>
+            <wp:docPr id="14" name="Picture 14" descr="도 14" title="도 14"/>
+            <wp:cNvGraphicFramePr>
+              <a:graphicFrameLocks noChangeAspect="1"/>
+            </wp:cNvGraphicFramePr>
+            <a:graphic>
+              <a:graphicData uri="http://schemas.openxmlformats.org/drawingml/2006/picture">
+                <pic:pic>
+                  <pic:nvPicPr>
+                    <pic:cNvPr id="0" name="fig14_dual_label_policy_flow.png"/>
+                    <pic:cNvPicPr/>
+                  </pic:nvPicPr>
+                  <pic:blipFill>
+                    <a:blip r:embed="rId24"/>
+                    <a:stretch>
+                      <a:fillRect/>
+                    </a:stretch>
+                  </pic:blipFill>
+                  <pic:spPr>
+                    <a:xfrm>
+                      <a:off x="0" y="0"/>
+                      <a:ext cx="5166360" cy="5655805"/>
+                    </a:xfrm>
+                    <a:prstGeom prst="rect"/>
+                  </pic:spPr>
+                </pic:pic>
+              </a:graphicData>
+            </a:graphic>
+          </wp:inline>
+        </w:drawing>
+      </w:r>
+    </w:p>
+    <w:p>
+      <w:pPr>
+        <w:pStyle w:val="Caption"/>
+        <w:jc w:val="center"/>
+      </w:pPr>
+      <w:r>
+        <w:rPr>
+          <w:rFonts w:ascii="Malgun Gothic" w:hAnsi="Malgun Gothic" w:eastAsia="Malgun Gothic"/>
+          <w:b w:val="0"/>
+          <w:i w:val="0"/>
+          <w:color w:val="5B6570"/>
+          <w:sz w:val="17"/>
+        </w:rPr>
+        <w:t>도 14</w:t>
+      </w:r>
+    </w:p>
+    <w:p>
+      <w:r>
+        <w:br w:type="page"/>
+      </w:r>
+    </w:p>
+    <w:p>
+      <w:pPr>
+        <w:keepNext/>
+        <w:jc w:val="center"/>
+      </w:pPr>
+      <w:r>
+        <w:drawing>
+          <wp:inline xmlns:a="http://schemas.openxmlformats.org/drawingml/2006/main" xmlns:pic="http://schemas.openxmlformats.org/drawingml/2006/picture">
+            <wp:extent cx="5806440" cy="3532251"/>
+            <wp:docPr id="15" name="Picture 15" descr="도 15" title="도 15"/>
+            <wp:cNvGraphicFramePr>
+              <a:graphicFrameLocks noChangeAspect="1"/>
+            </wp:cNvGraphicFramePr>
+            <a:graphic>
+              <a:graphicData uri="http://schemas.openxmlformats.org/drawingml/2006/picture">
+                <pic:pic>
+                  <pic:nvPicPr>
+                    <pic:cNvPr id="0" name="fig15_standardization_audit_loop.png"/>
+                    <pic:cNvPicPr/>
+                  </pic:nvPicPr>
+                  <pic:blipFill>
+                    <a:blip r:embed="rId25"/>
+                    <a:stretch>
+                      <a:fillRect/>
+                    </a:stretch>
+                  </pic:blipFill>
+                  <pic:spPr>
+                    <a:xfrm>
+                      <a:off x="0" y="0"/>
+                      <a:ext cx="5806440" cy="3532251"/>
+                    </a:xfrm>
+                    <a:prstGeom prst="rect"/>
+                  </pic:spPr>
+                </pic:pic>
+              </a:graphicData>
+            </a:graphic>
+          </wp:inline>
+        </w:drawing>
+      </w:r>
+    </w:p>
+    <w:p>
+      <w:pPr>
+        <w:pStyle w:val="Caption"/>
+        <w:jc w:val="center"/>
+      </w:pPr>
+      <w:r>
+        <w:rPr>
+          <w:rFonts w:ascii="Malgun Gothic" w:hAnsi="Malgun Gothic" w:eastAsia="Malgun Gothic"/>
+          <w:b w:val="0"/>
+          <w:i w:val="0"/>
+          <w:color w:val="5B6570"/>
+          <w:sz w:val="17"/>
+        </w:rPr>
+        <w:t>도 15</w:t>
+      </w:r>
+    </w:p>
+    <w:p>
+      <w:r>
+        <w:br w:type="page"/>
+      </w:r>
+    </w:p>
+    <w:p>
+      <w:pPr>
+        <w:keepNext/>
+        <w:jc w:val="center"/>
+      </w:pPr>
+      <w:r>
+        <w:drawing>
+          <wp:inline xmlns:a="http://schemas.openxmlformats.org/drawingml/2006/main" xmlns:pic="http://schemas.openxmlformats.org/drawingml/2006/picture">
+            <wp:extent cx="5806440" cy="3629025"/>
+            <wp:docPr id="16" name="Picture 16" descr="도 16" title="도 16"/>
+            <wp:cNvGraphicFramePr>
+              <a:graphicFrameLocks noChangeAspect="1"/>
+            </wp:cNvGraphicFramePr>
+            <a:graphic>
+              <a:graphicData uri="http://schemas.openxmlformats.org/drawingml/2006/picture">
+                <pic:pic>
+                  <pic:nvPicPr>
+                    <pic:cNvPr id="0" name="fig16_complete_app_architecture.png"/>
+                    <pic:cNvPicPr/>
+                  </pic:nvPicPr>
+                  <pic:blipFill>
+                    <a:blip r:embed="rId26"/>
+                    <a:stretch>
+                      <a:fillRect/>
+                    </a:stretch>
+                  </pic:blipFill>
+                  <pic:spPr>
+                    <a:xfrm>
+                      <a:off x="0" y="0"/>
+                      <a:ext cx="5806440" cy="3629025"/>
+                    </a:xfrm>
+                    <a:prstGeom prst="rect"/>
+                  </pic:spPr>
+                </pic:pic>
+              </a:graphicData>
+            </a:graphic>
+          </wp:inline>
+        </w:drawing>
+      </w:r>
+    </w:p>
+    <w:p>
+      <w:pPr>
+        <w:pStyle w:val="Caption"/>
+        <w:jc w:val="center"/>
+      </w:pPr>
+      <w:r>
+        <w:rPr>
+          <w:rFonts w:ascii="Malgun Gothic" w:hAnsi="Malgun Gothic" w:eastAsia="Malgun Gothic"/>
+          <w:b w:val="0"/>
+          <w:i w:val="0"/>
+          <w:color w:val="5B6570"/>
+          <w:sz w:val="17"/>
+        </w:rPr>
+        <w:t>도 16</w:t>
       </w:r>
     </w:p>
     <w:sectPr>
